--- a/lessons/3-3/downloads/reveal/teacher/3.3-session-1-prerequisite-practice-b.docx
+++ b/lessons/3-3/downloads/reveal/teacher/3.3-session-1-prerequisite-practice-b.docx
@@ -15,10 +15,28 @@
         <w:rPr>
           <w:rFonts w:ascii="Avenir Next" w:hAnsi="Avenir Next" w:cs="Avenir Next" w:eastAsia="Avenir Next"/>
           <w:color w:val="1A1A1A"/>
+          <w:sz w:val="22"/>
+          <w:szCs w:val="20"/>
+        </w:rPr>
+        <w:t xml:space="preserve">Name</w:t>
+      </w:r>
+      <w:r>
+        <w:rPr>
+          <w:rFonts w:ascii="Avenir Next" w:hAnsi="Avenir Next" w:cs="Avenir Next" w:eastAsia="Avenir Next"/>
+          <w:color w:val="1A1A1A"/>
           <w:sz w:val="20"/>
           <w:szCs w:val="20"/>
         </w:rPr>
-        <w:t xml:space="preserve">Name</w:t>
+        <w:tab/>
+      </w:r>
+      <w:r>
+        <w:rPr>
+          <w:rFonts w:ascii="Avenir Next" w:hAnsi="Avenir Next" w:cs="Avenir Next" w:eastAsia="Avenir Next"/>
+          <w:color w:val="1A1A1A"/>
+          <w:sz w:val="22"/>
+          <w:szCs w:val="20"/>
+        </w:rPr>
+        <w:t xml:space="preserve">   Date</w:t>
       </w:r>
       <w:r>
         <w:rPr>
@@ -33,25 +51,7 @@
         <w:rPr>
           <w:rFonts w:ascii="Avenir Next" w:hAnsi="Avenir Next" w:cs="Avenir Next" w:eastAsia="Avenir Next"/>
           <w:color w:val="1A1A1A"/>
-          <w:sz w:val="20"/>
-          <w:szCs w:val="20"/>
-        </w:rPr>
-        <w:t xml:space="preserve">   Date</w:t>
-      </w:r>
-      <w:r>
-        <w:rPr>
-          <w:rFonts w:ascii="Avenir Next" w:hAnsi="Avenir Next" w:cs="Avenir Next" w:eastAsia="Avenir Next"/>
-          <w:color w:val="1A1A1A"/>
-          <w:sz w:val="20"/>
-          <w:szCs w:val="20"/>
-        </w:rPr>
-        <w:tab/>
-      </w:r>
-      <w:r>
-        <w:rPr>
-          <w:rFonts w:ascii="Avenir Next" w:hAnsi="Avenir Next" w:cs="Avenir Next" w:eastAsia="Avenir Next"/>
-          <w:color w:val="1A1A1A"/>
-          <w:sz w:val="20"/>
+          <w:sz w:val="22"/>
           <w:szCs w:val="20"/>
         </w:rPr>
         <w:t xml:space="preserve">   Period</w:t>
@@ -78,7 +78,7 @@
           <w:caps/>
           <w:color w:val="003A70"/>
           <w:spacing w:val="12"/>
-          <w:sz w:val="19"/>
+          <w:sz w:val="22"/>
           <w:szCs w:val="19"/>
         </w:rPr>
         <w:t xml:space="preserve">Lesson 3-3  ·  Session 1  ·  Prerequisite Practice B  ·  Skill 1 of 2</w:t>
@@ -86,6 +86,7 @@
     </w:p>
     <w:p>
       <w:pPr>
+        <w:pStyle w:val="Heading1"/>
         <w:keepNext/>
         <w:spacing w:before="0" w:after="10" w:line="240" w:lineRule="auto"/>
       </w:pPr>
@@ -111,7 +112,7 @@
         <w:rPr>
           <w:rFonts w:ascii="Avenir Next" w:hAnsi="Avenir Next" w:cs="Avenir Next" w:eastAsia="Avenir Next"/>
           <w:color w:val="5A5F66"/>
-          <w:sz w:val="17"/>
+          <w:sz w:val="22"/>
           <w:szCs w:val="17"/>
         </w:rPr>
         <w:t xml:space="preserve">Builds on Lesson 3-1 Session 1 · 6.RP.A.1</w:t>
@@ -154,6 +155,7 @@
           </w:tcPr>
           <w:p>
             <w:pPr>
+              <w:pStyle w:val="Heading2"/>
               <w:spacing w:before="0" w:after="0" w:line="252" w:lineRule="auto"/>
             </w:pPr>
             <w:r>
@@ -183,7 +185,7 @@
               <w:rPr>
                 <w:rFonts w:ascii="Avenir Next" w:hAnsi="Avenir Next" w:cs="Avenir Next" w:eastAsia="Avenir Next"/>
                 <w:color w:val="1A1A1A"/>
-                <w:sz w:val="20"/>
+                <w:sz w:val="22"/>
                 <w:szCs w:val="20"/>
               </w:rPr>
               <w:t xml:space="preserve">You will complete a table for 4 cups of mix for every 3 cups of milk.</w:t>
@@ -203,6 +205,7 @@
           </w:tcPr>
           <w:p>
             <w:pPr>
+              <w:pStyle w:val="Heading2"/>
               <w:spacing w:before="0" w:after="0" w:line="252" w:lineRule="auto"/>
             </w:pPr>
             <w:r>
@@ -232,7 +235,7 @@
               <w:rPr>
                 <w:rFonts w:ascii="Avenir Next" w:hAnsi="Avenir Next" w:cs="Avenir Next" w:eastAsia="Avenir Next"/>
                 <w:color w:val="1A1A1A"/>
-                <w:sz w:val="20"/>
+                <w:sz w:val="22"/>
                 <w:szCs w:val="20"/>
               </w:rPr>
               <w:t xml:space="preserve">Write a ratio in the order asked, like mix to milk is 4 : 3.  </w:t>
@@ -242,7 +245,7 @@
                 <w:rFonts w:ascii="Avenir Next" w:hAnsi="Avenir Next" w:cs="Avenir Next" w:eastAsia="Avenir Next"/>
                 <w:b/>
                 <w:color w:val="1A1A1A"/>
-                <w:sz w:val="20"/>
+                <w:sz w:val="22"/>
                 <w:szCs w:val="20"/>
               </w:rPr>
               <w:t xml:space="preserve">You will use it in Practice Form A, problems 2 and 3.</w:t>
@@ -253,6 +256,7 @@
     </w:tbl>
     <w:p>
       <w:pPr>
+        <w:pStyle w:val="Heading2"/>
         <w:keepNext/>
         <w:pBdr>
           <w:bottom w:val="single" w:sz="8" w:space="3" w:color="003A70"/>
@@ -268,7 +272,7 @@
           <w:b/>
           <w:color w:val="003A70"/>
           <w:spacing w:val="14"/>
-          <w:sz w:val="19"/>
+          <w:sz w:val="22"/>
           <w:szCs w:val="19"/>
         </w:rPr>
         <w:t xml:space="preserve">STEPS TO FOLLOW</w:t>
@@ -287,7 +291,7 @@
           <w:rFonts w:ascii="Avenir Next" w:hAnsi="Avenir Next" w:cs="Avenir Next" w:eastAsia="Avenir Next"/>
           <w:i/>
           <w:color w:val="5A5F66"/>
-          <w:sz w:val="17"/>
+          <w:sz w:val="22"/>
           <w:szCs w:val="17"/>
         </w:rPr>
         <w:t xml:space="preserve">use these same steps on every problem</w:t>
@@ -329,6 +333,7 @@
           </w:tcPr>
           <w:p>
             <w:pPr>
+              <w:pStyle w:val="Heading1"/>
               <w:spacing w:before="0" w:after="0" w:line="240" w:lineRule="auto"/>
               <w:jc w:val="center"/>
             </w:pPr>
@@ -357,7 +362,7 @@
               <w:rPr>
                 <w:rFonts w:ascii="Avenir Next" w:hAnsi="Avenir Next" w:cs="Avenir Next" w:eastAsia="Avenir Next"/>
                 <w:color w:val="1A1A1A"/>
-                <w:sz w:val="21"/>
+                <w:sz w:val="22"/>
                 <w:szCs w:val="21"/>
               </w:rPr>
               <w:t xml:space="preserve">Find the </w:t>
@@ -367,7 +372,7 @@
                 <w:rFonts w:ascii="Avenir Next" w:hAnsi="Avenir Next" w:cs="Avenir Next" w:eastAsia="Avenir Next"/>
                 <w:b/>
                 <w:color w:val="1A1A1A"/>
-                <w:sz w:val="21"/>
+                <w:sz w:val="22"/>
                 <w:szCs w:val="21"/>
               </w:rPr>
               <w:t xml:space="preserve">first</w:t>
@@ -376,7 +381,7 @@
               <w:rPr>
                 <w:rFonts w:ascii="Avenir Next" w:hAnsi="Avenir Next" w:cs="Avenir Next" w:eastAsia="Avenir Next"/>
                 <w:color w:val="1A1A1A"/>
-                <w:sz w:val="21"/>
+                <w:sz w:val="22"/>
                 <w:szCs w:val="21"/>
               </w:rPr>
               <w:t xml:space="preserve"> thing named and its number.</w:t>
@@ -395,6 +400,7 @@
           </w:tcPr>
           <w:p>
             <w:pPr>
+              <w:pStyle w:val="Heading1"/>
               <w:spacing w:before="0" w:after="0" w:line="240" w:lineRule="auto"/>
               <w:jc w:val="center"/>
             </w:pPr>
@@ -423,7 +429,7 @@
               <w:rPr>
                 <w:rFonts w:ascii="Avenir Next" w:hAnsi="Avenir Next" w:cs="Avenir Next" w:eastAsia="Avenir Next"/>
                 <w:color w:val="1A1A1A"/>
-                <w:sz w:val="21"/>
+                <w:sz w:val="22"/>
                 <w:szCs w:val="21"/>
               </w:rPr>
               <w:t xml:space="preserve">Find the </w:t>
@@ -433,7 +439,7 @@
                 <w:rFonts w:ascii="Avenir Next" w:hAnsi="Avenir Next" w:cs="Avenir Next" w:eastAsia="Avenir Next"/>
                 <w:b/>
                 <w:color w:val="1A1A1A"/>
-                <w:sz w:val="21"/>
+                <w:sz w:val="22"/>
                 <w:szCs w:val="21"/>
               </w:rPr>
               <w:t xml:space="preserve">second</w:t>
@@ -442,7 +448,7 @@
               <w:rPr>
                 <w:rFonts w:ascii="Avenir Next" w:hAnsi="Avenir Next" w:cs="Avenir Next" w:eastAsia="Avenir Next"/>
                 <w:color w:val="1A1A1A"/>
-                <w:sz w:val="21"/>
+                <w:sz w:val="22"/>
                 <w:szCs w:val="21"/>
               </w:rPr>
               <w:t xml:space="preserve"> thing named and its number.</w:t>
@@ -461,6 +467,7 @@
           </w:tcPr>
           <w:p>
             <w:pPr>
+              <w:pStyle w:val="Heading1"/>
               <w:spacing w:before="0" w:after="0" w:line="240" w:lineRule="auto"/>
               <w:jc w:val="center"/>
             </w:pPr>
@@ -489,7 +496,7 @@
               <w:rPr>
                 <w:rFonts w:ascii="Avenir Next" w:hAnsi="Avenir Next" w:cs="Avenir Next" w:eastAsia="Avenir Next"/>
                 <w:color w:val="1A1A1A"/>
-                <w:sz w:val="21"/>
+                <w:sz w:val="22"/>
                 <w:szCs w:val="21"/>
               </w:rPr>
               <w:t xml:space="preserve">Write them in that </w:t>
@@ -499,7 +506,7 @@
                 <w:rFonts w:ascii="Avenir Next" w:hAnsi="Avenir Next" w:cs="Avenir Next" w:eastAsia="Avenir Next"/>
                 <w:b/>
                 <w:color w:val="1A1A1A"/>
-                <w:sz w:val="21"/>
+                <w:sz w:val="22"/>
                 <w:szCs w:val="21"/>
               </w:rPr>
               <w:t xml:space="preserve">order</w:t>
@@ -508,7 +515,7 @@
               <w:rPr>
                 <w:rFonts w:ascii="Avenir Next" w:hAnsi="Avenir Next" w:cs="Avenir Next" w:eastAsia="Avenir Next"/>
                 <w:color w:val="1A1A1A"/>
-                <w:sz w:val="21"/>
+                <w:sz w:val="22"/>
                 <w:szCs w:val="21"/>
               </w:rPr>
               <w:t xml:space="preserve"> with a colon: first : second.</w:t>
@@ -519,6 +526,7 @@
     </w:tbl>
     <w:p>
       <w:pPr>
+        <w:pStyle w:val="Heading2"/>
         <w:keepNext/>
         <w:pBdr>
           <w:bottom w:val="single" w:sz="8" w:space="3" w:color="003A70"/>
@@ -534,7 +542,7 @@
           <w:b/>
           <w:color w:val="003A70"/>
           <w:spacing w:val="14"/>
-          <w:sz w:val="19"/>
+          <w:sz w:val="22"/>
           <w:szCs w:val="19"/>
         </w:rPr>
         <w:t xml:space="preserve">WATCH ME</w:t>
@@ -553,7 +561,7 @@
           <w:rFonts w:ascii="Avenir Next" w:hAnsi="Avenir Next" w:cs="Avenir Next" w:eastAsia="Avenir Next"/>
           <w:i/>
           <w:color w:val="5A5F66"/>
-          <w:sz w:val="17"/>
+          <w:sz w:val="22"/>
           <w:szCs w:val="17"/>
         </w:rPr>
         <w:t xml:space="preserve">the steps in action</w:t>
@@ -568,7 +576,7 @@
           <w:rFonts w:ascii="Avenir Next" w:hAnsi="Avenir Next" w:cs="Avenir Next" w:eastAsia="Avenir Next"/>
           <w:b/>
           <w:color w:val="1A1A1A"/>
-          <w:sz w:val="21"/>
+          <w:sz w:val="22"/>
           <w:szCs w:val="21"/>
         </w:rPr>
         <w:t xml:space="preserve">A bracelet has 7 blue beads for every 4 white beads. Write the ratio of white beads to blue beads.</w:t>
@@ -587,25 +595,25 @@
           <w:rFonts w:ascii="Avenir Next" w:hAnsi="Avenir Next" w:cs="Avenir Next" w:eastAsia="Avenir Next"/>
           <w:b/>
           <w:color w:val="003A70"/>
+          <w:sz w:val="22"/>
+          <w:szCs w:val="19"/>
+        </w:rPr>
+        <w:t xml:space="preserve">Step 1</w:t>
+      </w:r>
+      <w:r>
+        <w:rPr>
+          <w:rFonts w:ascii="Avenir Next" w:hAnsi="Avenir Next" w:cs="Avenir Next" w:eastAsia="Avenir Next"/>
+          <w:color w:val="1A1A1A"/>
           <w:sz w:val="19"/>
           <w:szCs w:val="19"/>
         </w:rPr>
-        <w:t xml:space="preserve">Step 1</w:t>
-      </w:r>
-      <w:r>
-        <w:rPr>
-          <w:rFonts w:ascii="Avenir Next" w:hAnsi="Avenir Next" w:cs="Avenir Next" w:eastAsia="Avenir Next"/>
-          <w:color w:val="1A1A1A"/>
-          <w:sz w:val="19"/>
-          <w:szCs w:val="19"/>
-        </w:rPr>
         <w:tab/>
       </w:r>
       <w:r>
         <w:rPr>
           <w:rFonts w:ascii="Avenir Next" w:hAnsi="Avenir Next" w:cs="Avenir Next" w:eastAsia="Avenir Next"/>
           <w:color w:val="1A1A1A"/>
-          <w:sz w:val="21"/>
+          <w:sz w:val="22"/>
           <w:szCs w:val="21"/>
         </w:rPr>
         <w:t xml:space="preserve">First: white beads, 4.</w:t>
@@ -624,25 +632,25 @@
           <w:rFonts w:ascii="Avenir Next" w:hAnsi="Avenir Next" w:cs="Avenir Next" w:eastAsia="Avenir Next"/>
           <w:b/>
           <w:color w:val="003A70"/>
+          <w:sz w:val="22"/>
+          <w:szCs w:val="19"/>
+        </w:rPr>
+        <w:t xml:space="preserve">Step 2</w:t>
+      </w:r>
+      <w:r>
+        <w:rPr>
+          <w:rFonts w:ascii="Avenir Next" w:hAnsi="Avenir Next" w:cs="Avenir Next" w:eastAsia="Avenir Next"/>
+          <w:color w:val="1A1A1A"/>
           <w:sz w:val="19"/>
           <w:szCs w:val="19"/>
         </w:rPr>
-        <w:t xml:space="preserve">Step 2</w:t>
-      </w:r>
-      <w:r>
-        <w:rPr>
-          <w:rFonts w:ascii="Avenir Next" w:hAnsi="Avenir Next" w:cs="Avenir Next" w:eastAsia="Avenir Next"/>
-          <w:color w:val="1A1A1A"/>
-          <w:sz w:val="19"/>
-          <w:szCs w:val="19"/>
-        </w:rPr>
         <w:tab/>
       </w:r>
       <w:r>
         <w:rPr>
           <w:rFonts w:ascii="Avenir Next" w:hAnsi="Avenir Next" w:cs="Avenir Next" w:eastAsia="Avenir Next"/>
           <w:color w:val="1A1A1A"/>
-          <w:sz w:val="21"/>
+          <w:sz w:val="22"/>
           <w:szCs w:val="21"/>
         </w:rPr>
         <w:t xml:space="preserve">Second: blue beads, 7.</w:t>
@@ -661,25 +669,25 @@
           <w:rFonts w:ascii="Avenir Next" w:hAnsi="Avenir Next" w:cs="Avenir Next" w:eastAsia="Avenir Next"/>
           <w:b/>
           <w:color w:val="003A70"/>
+          <w:sz w:val="22"/>
+          <w:szCs w:val="19"/>
+        </w:rPr>
+        <w:t xml:space="preserve">Step 3</w:t>
+      </w:r>
+      <w:r>
+        <w:rPr>
+          <w:rFonts w:ascii="Avenir Next" w:hAnsi="Avenir Next" w:cs="Avenir Next" w:eastAsia="Avenir Next"/>
+          <w:color w:val="1A1A1A"/>
           <w:sz w:val="19"/>
           <w:szCs w:val="19"/>
         </w:rPr>
-        <w:t xml:space="preserve">Step 3</w:t>
-      </w:r>
-      <w:r>
-        <w:rPr>
-          <w:rFonts w:ascii="Avenir Next" w:hAnsi="Avenir Next" w:cs="Avenir Next" w:eastAsia="Avenir Next"/>
-          <w:color w:val="1A1A1A"/>
-          <w:sz w:val="19"/>
-          <w:szCs w:val="19"/>
-        </w:rPr>
         <w:tab/>
       </w:r>
       <w:r>
         <w:rPr>
           <w:rFonts w:ascii="Avenir Next" w:hAnsi="Avenir Next" w:cs="Avenir Next" w:eastAsia="Avenir Next"/>
           <w:color w:val="1A1A1A"/>
-          <w:sz w:val="21"/>
+          <w:sz w:val="22"/>
           <w:szCs w:val="21"/>
         </w:rPr>
         <w:t xml:space="preserve">Write 4 : 7.</w:t>
@@ -698,18 +706,18 @@
           <w:rFonts w:ascii="Avenir Next" w:hAnsi="Avenir Next" w:cs="Avenir Next" w:eastAsia="Avenir Next"/>
           <w:b/>
           <w:color w:val="1A1A1A"/>
+          <w:sz w:val="22"/>
+          <w:szCs w:val="21"/>
+        </w:rPr>
+        <w:t xml:space="preserve">Answer</w:t>
+      </w:r>
+      <w:r>
+        <w:rPr>
+          <w:rFonts w:ascii="Avenir Next" w:hAnsi="Avenir Next" w:cs="Avenir Next" w:eastAsia="Avenir Next"/>
+          <w:color w:val="1A1A1A"/>
           <w:sz w:val="21"/>
           <w:szCs w:val="21"/>
         </w:rPr>
-        <w:t xml:space="preserve">Answer</w:t>
-      </w:r>
-      <w:r>
-        <w:rPr>
-          <w:rFonts w:ascii="Avenir Next" w:hAnsi="Avenir Next" w:cs="Avenir Next" w:eastAsia="Avenir Next"/>
-          <w:color w:val="1A1A1A"/>
-          <w:sz w:val="21"/>
-          <w:szCs w:val="21"/>
-        </w:rPr>
         <w:tab/>
       </w:r>
       <w:r>
@@ -717,7 +725,7 @@
           <w:rFonts w:ascii="Avenir Next" w:hAnsi="Avenir Next" w:cs="Avenir Next" w:eastAsia="Avenir Next"/>
           <w:b/>
           <w:color w:val="1A1A1A"/>
-          <w:sz w:val="21"/>
+          <w:sz w:val="22"/>
           <w:szCs w:val="21"/>
         </w:rPr>
         <w:t xml:space="preserve">4 : 7</w:t>
@@ -725,6 +733,7 @@
     </w:p>
     <w:p>
       <w:pPr>
+        <w:pStyle w:val="Heading2"/>
         <w:keepNext/>
         <w:pBdr>
           <w:bottom w:val="single" w:sz="8" w:space="3" w:color="003A70"/>
@@ -740,7 +749,7 @@
           <w:b/>
           <w:color w:val="003A70"/>
           <w:spacing w:val="14"/>
-          <w:sz w:val="19"/>
+          <w:sz w:val="22"/>
           <w:szCs w:val="19"/>
         </w:rPr>
         <w:t xml:space="preserve">TRY IT WITH HELP</w:t>
@@ -759,7 +768,7 @@
           <w:rFonts w:ascii="Avenir Next" w:hAnsi="Avenir Next" w:cs="Avenir Next" w:eastAsia="Avenir Next"/>
           <w:i/>
           <w:color w:val="5A5F66"/>
-          <w:sz w:val="17"/>
+          <w:sz w:val="22"/>
           <w:szCs w:val="17"/>
         </w:rPr>
         <w:t xml:space="preserve">fill in each step</w:t>
@@ -817,35 +826,35 @@
           <w:rFonts w:ascii="Avenir Next" w:hAnsi="Avenir Next" w:cs="Avenir Next" w:eastAsia="Avenir Next"/>
           <w:b/>
           <w:color w:val="003A70"/>
+          <w:sz w:val="22"/>
+          <w:szCs w:val="18"/>
+        </w:rPr>
+        <w:t xml:space="preserve">Step 1</w:t>
+      </w:r>
+      <w:r>
+        <w:rPr>
+          <w:rFonts w:ascii="Avenir Next" w:hAnsi="Avenir Next" w:cs="Avenir Next" w:eastAsia="Avenir Next"/>
+          <w:color w:val="1A1A1A"/>
           <w:sz w:val="18"/>
           <w:szCs w:val="18"/>
         </w:rPr>
-        <w:t xml:space="preserve">Step 1</w:t>
-      </w:r>
-      <w:r>
-        <w:rPr>
-          <w:rFonts w:ascii="Avenir Next" w:hAnsi="Avenir Next" w:cs="Avenir Next" w:eastAsia="Avenir Next"/>
-          <w:color w:val="1A1A1A"/>
-          <w:sz w:val="18"/>
-          <w:szCs w:val="18"/>
-        </w:rPr>
         <w:tab/>
       </w:r>
       <w:r>
         <w:rPr>
           <w:rFonts w:ascii="Avenir Next" w:hAnsi="Avenir Next" w:cs="Avenir Next" w:eastAsia="Avenir Next"/>
           <w:color w:val="1A1A1A"/>
+          <w:sz w:val="22"/>
+          <w:szCs w:val="21"/>
+        </w:rPr>
+        <w:t xml:space="preserve">First: lemons, </w:t>
+      </w:r>
+      <w:r>
+        <w:rPr>
+          <w:rFonts w:ascii="Avenir Next" w:hAnsi="Avenir Next" w:cs="Avenir Next" w:eastAsia="Avenir Next"/>
+          <w:color w:val="1A1A1A"/>
           <w:sz w:val="21"/>
           <w:szCs w:val="21"/>
-        </w:rPr>
-        <w:t xml:space="preserve">First: lemons, </w:t>
-      </w:r>
-      <w:r>
-        <w:rPr>
-          <w:rFonts w:ascii="Avenir Next" w:hAnsi="Avenir Next" w:cs="Avenir Next" w:eastAsia="Avenir Next"/>
-          <w:color w:val="1A1A1A"/>
-          <w:sz w:val="21"/>
-          <w:szCs w:val="21"/>
           <w:u w:val="single"/>
         </w:rPr>
         <w:t xml:space="preserve">                </w:t>
@@ -854,7 +863,7 @@
         <w:rPr>
           <w:rFonts w:ascii="Avenir Next" w:hAnsi="Avenir Next" w:cs="Avenir Next" w:eastAsia="Avenir Next"/>
           <w:color w:val="1A1A1A"/>
-          <w:sz w:val="21"/>
+          <w:sz w:val="22"/>
           <w:szCs w:val="21"/>
         </w:rPr>
         <w:t xml:space="preserve">.</w:t>
@@ -874,35 +883,35 @@
           <w:rFonts w:ascii="Avenir Next" w:hAnsi="Avenir Next" w:cs="Avenir Next" w:eastAsia="Avenir Next"/>
           <w:b/>
           <w:color w:val="003A70"/>
+          <w:sz w:val="22"/>
+          <w:szCs w:val="18"/>
+        </w:rPr>
+        <w:t xml:space="preserve">Step 2</w:t>
+      </w:r>
+      <w:r>
+        <w:rPr>
+          <w:rFonts w:ascii="Avenir Next" w:hAnsi="Avenir Next" w:cs="Avenir Next" w:eastAsia="Avenir Next"/>
+          <w:color w:val="1A1A1A"/>
           <w:sz w:val="18"/>
           <w:szCs w:val="18"/>
         </w:rPr>
-        <w:t xml:space="preserve">Step 2</w:t>
-      </w:r>
-      <w:r>
-        <w:rPr>
-          <w:rFonts w:ascii="Avenir Next" w:hAnsi="Avenir Next" w:cs="Avenir Next" w:eastAsia="Avenir Next"/>
-          <w:color w:val="1A1A1A"/>
-          <w:sz w:val="18"/>
-          <w:szCs w:val="18"/>
-        </w:rPr>
         <w:tab/>
       </w:r>
       <w:r>
         <w:rPr>
           <w:rFonts w:ascii="Avenir Next" w:hAnsi="Avenir Next" w:cs="Avenir Next" w:eastAsia="Avenir Next"/>
           <w:color w:val="1A1A1A"/>
+          <w:sz w:val="22"/>
+          <w:szCs w:val="21"/>
+        </w:rPr>
+        <w:t xml:space="preserve">Second: syrup, </w:t>
+      </w:r>
+      <w:r>
+        <w:rPr>
+          <w:rFonts w:ascii="Avenir Next" w:hAnsi="Avenir Next" w:cs="Avenir Next" w:eastAsia="Avenir Next"/>
+          <w:color w:val="1A1A1A"/>
           <w:sz w:val="21"/>
           <w:szCs w:val="21"/>
-        </w:rPr>
-        <w:t xml:space="preserve">Second: syrup, </w:t>
-      </w:r>
-      <w:r>
-        <w:rPr>
-          <w:rFonts w:ascii="Avenir Next" w:hAnsi="Avenir Next" w:cs="Avenir Next" w:eastAsia="Avenir Next"/>
-          <w:color w:val="1A1A1A"/>
-          <w:sz w:val="21"/>
-          <w:szCs w:val="21"/>
           <w:u w:val="single"/>
         </w:rPr>
         <w:t xml:space="preserve">                </w:t>
@@ -911,7 +920,7 @@
         <w:rPr>
           <w:rFonts w:ascii="Avenir Next" w:hAnsi="Avenir Next" w:cs="Avenir Next" w:eastAsia="Avenir Next"/>
           <w:color w:val="1A1A1A"/>
-          <w:sz w:val="21"/>
+          <w:sz w:val="22"/>
           <w:szCs w:val="21"/>
         </w:rPr>
         <w:t xml:space="preserve"> cups.</w:t>
@@ -931,35 +940,35 @@
           <w:rFonts w:ascii="Avenir Next" w:hAnsi="Avenir Next" w:cs="Avenir Next" w:eastAsia="Avenir Next"/>
           <w:b/>
           <w:color w:val="003A70"/>
+          <w:sz w:val="22"/>
+          <w:szCs w:val="18"/>
+        </w:rPr>
+        <w:t xml:space="preserve">Step 3</w:t>
+      </w:r>
+      <w:r>
+        <w:rPr>
+          <w:rFonts w:ascii="Avenir Next" w:hAnsi="Avenir Next" w:cs="Avenir Next" w:eastAsia="Avenir Next"/>
+          <w:color w:val="1A1A1A"/>
           <w:sz w:val="18"/>
           <w:szCs w:val="18"/>
         </w:rPr>
-        <w:t xml:space="preserve">Step 3</w:t>
-      </w:r>
-      <w:r>
-        <w:rPr>
-          <w:rFonts w:ascii="Avenir Next" w:hAnsi="Avenir Next" w:cs="Avenir Next" w:eastAsia="Avenir Next"/>
-          <w:color w:val="1A1A1A"/>
-          <w:sz w:val="18"/>
-          <w:szCs w:val="18"/>
-        </w:rPr>
         <w:tab/>
       </w:r>
       <w:r>
         <w:rPr>
           <w:rFonts w:ascii="Avenir Next" w:hAnsi="Avenir Next" w:cs="Avenir Next" w:eastAsia="Avenir Next"/>
           <w:color w:val="1A1A1A"/>
+          <w:sz w:val="22"/>
+          <w:szCs w:val="21"/>
+        </w:rPr>
+        <w:t xml:space="preserve">Ratio: </w:t>
+      </w:r>
+      <w:r>
+        <w:rPr>
+          <w:rFonts w:ascii="Avenir Next" w:hAnsi="Avenir Next" w:cs="Avenir Next" w:eastAsia="Avenir Next"/>
+          <w:color w:val="1A1A1A"/>
           <w:sz w:val="21"/>
           <w:szCs w:val="21"/>
-        </w:rPr>
-        <w:t xml:space="preserve">Ratio: </w:t>
-      </w:r>
-      <w:r>
-        <w:rPr>
-          <w:rFonts w:ascii="Avenir Next" w:hAnsi="Avenir Next" w:cs="Avenir Next" w:eastAsia="Avenir Next"/>
-          <w:color w:val="1A1A1A"/>
-          <w:sz w:val="21"/>
-          <w:szCs w:val="21"/>
           <w:u w:val="single"/>
         </w:rPr>
         <w:t xml:space="preserve">                </w:t>
@@ -968,7 +977,7 @@
         <w:rPr>
           <w:rFonts w:ascii="Avenir Next" w:hAnsi="Avenir Next" w:cs="Avenir Next" w:eastAsia="Avenir Next"/>
           <w:color w:val="1A1A1A"/>
-          <w:sz w:val="21"/>
+          <w:sz w:val="22"/>
           <w:szCs w:val="21"/>
         </w:rPr>
         <w:t xml:space="preserve"> : </w:t>
@@ -1041,35 +1050,35 @@
           <w:rFonts w:ascii="Avenir Next" w:hAnsi="Avenir Next" w:cs="Avenir Next" w:eastAsia="Avenir Next"/>
           <w:b/>
           <w:color w:val="003A70"/>
+          <w:sz w:val="22"/>
+          <w:szCs w:val="18"/>
+        </w:rPr>
+        <w:t xml:space="preserve">Step 1</w:t>
+      </w:r>
+      <w:r>
+        <w:rPr>
+          <w:rFonts w:ascii="Avenir Next" w:hAnsi="Avenir Next" w:cs="Avenir Next" w:eastAsia="Avenir Next"/>
+          <w:color w:val="1A1A1A"/>
           <w:sz w:val="18"/>
           <w:szCs w:val="18"/>
         </w:rPr>
-        <w:t xml:space="preserve">Step 1</w:t>
-      </w:r>
-      <w:r>
-        <w:rPr>
-          <w:rFonts w:ascii="Avenir Next" w:hAnsi="Avenir Next" w:cs="Avenir Next" w:eastAsia="Avenir Next"/>
-          <w:color w:val="1A1A1A"/>
-          <w:sz w:val="18"/>
-          <w:szCs w:val="18"/>
-        </w:rPr>
         <w:tab/>
       </w:r>
       <w:r>
         <w:rPr>
           <w:rFonts w:ascii="Avenir Next" w:hAnsi="Avenir Next" w:cs="Avenir Next" w:eastAsia="Avenir Next"/>
           <w:color w:val="1A1A1A"/>
+          <w:sz w:val="22"/>
+          <w:szCs w:val="21"/>
+        </w:rPr>
+        <w:t xml:space="preserve">First: players, </w:t>
+      </w:r>
+      <w:r>
+        <w:rPr>
+          <w:rFonts w:ascii="Avenir Next" w:hAnsi="Avenir Next" w:cs="Avenir Next" w:eastAsia="Avenir Next"/>
+          <w:color w:val="1A1A1A"/>
           <w:sz w:val="21"/>
           <w:szCs w:val="21"/>
-        </w:rPr>
-        <w:t xml:space="preserve">First: players, </w:t>
-      </w:r>
-      <w:r>
-        <w:rPr>
-          <w:rFonts w:ascii="Avenir Next" w:hAnsi="Avenir Next" w:cs="Avenir Next" w:eastAsia="Avenir Next"/>
-          <w:color w:val="1A1A1A"/>
-          <w:sz w:val="21"/>
-          <w:szCs w:val="21"/>
           <w:u w:val="single"/>
         </w:rPr>
         <w:t xml:space="preserve">                </w:t>
@@ -1078,7 +1087,7 @@
         <w:rPr>
           <w:rFonts w:ascii="Avenir Next" w:hAnsi="Avenir Next" w:cs="Avenir Next" w:eastAsia="Avenir Next"/>
           <w:color w:val="1A1A1A"/>
-          <w:sz w:val="21"/>
+          <w:sz w:val="22"/>
           <w:szCs w:val="21"/>
         </w:rPr>
         <w:t xml:space="preserve">.</w:t>
@@ -1098,35 +1107,35 @@
           <w:rFonts w:ascii="Avenir Next" w:hAnsi="Avenir Next" w:cs="Avenir Next" w:eastAsia="Avenir Next"/>
           <w:b/>
           <w:color w:val="003A70"/>
+          <w:sz w:val="22"/>
+          <w:szCs w:val="18"/>
+        </w:rPr>
+        <w:t xml:space="preserve">Step 2</w:t>
+      </w:r>
+      <w:r>
+        <w:rPr>
+          <w:rFonts w:ascii="Avenir Next" w:hAnsi="Avenir Next" w:cs="Avenir Next" w:eastAsia="Avenir Next"/>
+          <w:color w:val="1A1A1A"/>
           <w:sz w:val="18"/>
           <w:szCs w:val="18"/>
         </w:rPr>
-        <w:t xml:space="preserve">Step 2</w:t>
-      </w:r>
-      <w:r>
-        <w:rPr>
-          <w:rFonts w:ascii="Avenir Next" w:hAnsi="Avenir Next" w:cs="Avenir Next" w:eastAsia="Avenir Next"/>
-          <w:color w:val="1A1A1A"/>
-          <w:sz w:val="18"/>
-          <w:szCs w:val="18"/>
-        </w:rPr>
         <w:tab/>
       </w:r>
       <w:r>
         <w:rPr>
           <w:rFonts w:ascii="Avenir Next" w:hAnsi="Avenir Next" w:cs="Avenir Next" w:eastAsia="Avenir Next"/>
           <w:color w:val="1A1A1A"/>
+          <w:sz w:val="22"/>
+          <w:szCs w:val="21"/>
+        </w:rPr>
+        <w:t xml:space="preserve">Second: coaches, </w:t>
+      </w:r>
+      <w:r>
+        <w:rPr>
+          <w:rFonts w:ascii="Avenir Next" w:hAnsi="Avenir Next" w:cs="Avenir Next" w:eastAsia="Avenir Next"/>
+          <w:color w:val="1A1A1A"/>
           <w:sz w:val="21"/>
           <w:szCs w:val="21"/>
-        </w:rPr>
-        <w:t xml:space="preserve">Second: coaches, </w:t>
-      </w:r>
-      <w:r>
-        <w:rPr>
-          <w:rFonts w:ascii="Avenir Next" w:hAnsi="Avenir Next" w:cs="Avenir Next" w:eastAsia="Avenir Next"/>
-          <w:color w:val="1A1A1A"/>
-          <w:sz w:val="21"/>
-          <w:szCs w:val="21"/>
           <w:u w:val="single"/>
         </w:rPr>
         <w:t xml:space="preserve">                </w:t>
@@ -1135,7 +1144,7 @@
         <w:rPr>
           <w:rFonts w:ascii="Avenir Next" w:hAnsi="Avenir Next" w:cs="Avenir Next" w:eastAsia="Avenir Next"/>
           <w:color w:val="1A1A1A"/>
-          <w:sz w:val="21"/>
+          <w:sz w:val="22"/>
           <w:szCs w:val="21"/>
         </w:rPr>
         <w:t xml:space="preserve">.</w:t>
@@ -1155,28 +1164,47 @@
           <w:rFonts w:ascii="Avenir Next" w:hAnsi="Avenir Next" w:cs="Avenir Next" w:eastAsia="Avenir Next"/>
           <w:b/>
           <w:color w:val="003A70"/>
+          <w:sz w:val="22"/>
+          <w:szCs w:val="18"/>
+        </w:rPr>
+        <w:t xml:space="preserve">Step 3</w:t>
+      </w:r>
+      <w:r>
+        <w:rPr>
+          <w:rFonts w:ascii="Avenir Next" w:hAnsi="Avenir Next" w:cs="Avenir Next" w:eastAsia="Avenir Next"/>
+          <w:color w:val="1A1A1A"/>
           <w:sz w:val="18"/>
           <w:szCs w:val="18"/>
         </w:rPr>
-        <w:t xml:space="preserve">Step 3</w:t>
-      </w:r>
-      <w:r>
-        <w:rPr>
-          <w:rFonts w:ascii="Avenir Next" w:hAnsi="Avenir Next" w:cs="Avenir Next" w:eastAsia="Avenir Next"/>
-          <w:color w:val="1A1A1A"/>
-          <w:sz w:val="18"/>
-          <w:szCs w:val="18"/>
-        </w:rPr>
         <w:tab/>
       </w:r>
       <w:r>
         <w:rPr>
           <w:rFonts w:ascii="Avenir Next" w:hAnsi="Avenir Next" w:cs="Avenir Next" w:eastAsia="Avenir Next"/>
           <w:color w:val="1A1A1A"/>
+          <w:sz w:val="22"/>
+          <w:szCs w:val="21"/>
+        </w:rPr>
+        <w:t xml:space="preserve">Ratio: </w:t>
+      </w:r>
+      <w:r>
+        <w:rPr>
+          <w:rFonts w:ascii="Avenir Next" w:hAnsi="Avenir Next" w:cs="Avenir Next" w:eastAsia="Avenir Next"/>
+          <w:color w:val="1A1A1A"/>
           <w:sz w:val="21"/>
           <w:szCs w:val="21"/>
-        </w:rPr>
-        <w:t xml:space="preserve">Ratio: </w:t>
+          <w:u w:val="single"/>
+        </w:rPr>
+        <w:t xml:space="preserve">                </w:t>
+      </w:r>
+      <w:r>
+        <w:rPr>
+          <w:rFonts w:ascii="Avenir Next" w:hAnsi="Avenir Next" w:cs="Avenir Next" w:eastAsia="Avenir Next"/>
+          <w:color w:val="1A1A1A"/>
+          <w:sz w:val="22"/>
+          <w:szCs w:val="21"/>
+        </w:rPr>
+        <w:t xml:space="preserve"> : </w:t>
       </w:r>
       <w:r>
         <w:rPr>
@@ -1188,25 +1216,6 @@
         </w:rPr>
         <w:t xml:space="preserve">                </w:t>
       </w:r>
-      <w:r>
-        <w:rPr>
-          <w:rFonts w:ascii="Avenir Next" w:hAnsi="Avenir Next" w:cs="Avenir Next" w:eastAsia="Avenir Next"/>
-          <w:color w:val="1A1A1A"/>
-          <w:sz w:val="21"/>
-          <w:szCs w:val="21"/>
-        </w:rPr>
-        <w:t xml:space="preserve"> : </w:t>
-      </w:r>
-      <w:r>
-        <w:rPr>
-          <w:rFonts w:ascii="Avenir Next" w:hAnsi="Avenir Next" w:cs="Avenir Next" w:eastAsia="Avenir Next"/>
-          <w:color w:val="1A1A1A"/>
-          <w:sz w:val="21"/>
-          <w:szCs w:val="21"/>
-          <w:u w:val="single"/>
-        </w:rPr>
-        <w:t xml:space="preserve">                </w:t>
-      </w:r>
     </w:p>
     <w:p>
       <w:pPr>
@@ -1215,6 +1224,7 @@
     </w:p>
     <w:p>
       <w:pPr>
+        <w:pStyle w:val="Heading2"/>
         <w:keepNext/>
         <w:pBdr>
           <w:bottom w:val="single" w:sz="8" w:space="3" w:color="003A70"/>
@@ -1230,7 +1240,7 @@
           <w:b/>
           <w:color w:val="003A70"/>
           <w:spacing w:val="14"/>
-          <w:sz w:val="19"/>
+          <w:sz w:val="22"/>
           <w:szCs w:val="19"/>
         </w:rPr>
         <w:t xml:space="preserve">YOUR TURN</w:t>
@@ -1249,7 +1259,7 @@
           <w:rFonts w:ascii="Avenir Next" w:hAnsi="Avenir Next" w:cs="Avenir Next" w:eastAsia="Avenir Next"/>
           <w:i/>
           <w:color w:val="5A5F66"/>
-          <w:sz w:val="17"/>
+          <w:sz w:val="22"/>
           <w:szCs w:val="17"/>
         </w:rPr>
         <w:t xml:space="preserve">use the steps on your own</w:t>
@@ -1420,7 +1430,7 @@
                       <w:szCs w:val="22"/>
                       <w:u w:val="single"/>
                     </w:rPr>
-                    <w:t xml:space="preserve">        </w:t>
+                    <w:t xml:space="preserve">            </w:t>
                   </w:r>
                 </w:p>
               </w:tc>
@@ -1482,7 +1492,7 @@
                       <w:szCs w:val="22"/>
                       <w:u w:val="single"/>
                     </w:rPr>
-                    <w:t xml:space="preserve">        </w:t>
+                    <w:t xml:space="preserve">            </w:t>
                   </w:r>
                 </w:p>
               </w:tc>
@@ -1550,7 +1560,7 @@
                       <w:szCs w:val="22"/>
                       <w:u w:val="single"/>
                     </w:rPr>
-                    <w:t xml:space="preserve">        </w:t>
+                    <w:t xml:space="preserve">            </w:t>
                   </w:r>
                 </w:p>
               </w:tc>
@@ -1612,7 +1622,7 @@
                       <w:szCs w:val="22"/>
                       <w:u w:val="single"/>
                     </w:rPr>
-                    <w:t xml:space="preserve">        </w:t>
+                    <w:t xml:space="preserve">            </w:t>
                   </w:r>
                 </w:p>
               </w:tc>
@@ -1680,7 +1690,7 @@
                       <w:szCs w:val="22"/>
                       <w:u w:val="single"/>
                     </w:rPr>
-                    <w:t xml:space="preserve">        </w:t>
+                    <w:t xml:space="preserve">            </w:t>
                   </w:r>
                 </w:p>
               </w:tc>
@@ -1742,7 +1752,7 @@
                       <w:szCs w:val="22"/>
                       <w:u w:val="single"/>
                     </w:rPr>
-                    <w:t xml:space="preserve">        </w:t>
+                    <w:t xml:space="preserve">            </w:t>
                   </w:r>
                 </w:p>
               </w:tc>
@@ -1765,7 +1775,7 @@
       <w:pPr>
         <w:pageBreakBefore/>
         <w:keepNext/>
-        <w:spacing w:before="0" w:after="12" w:line="264" w:lineRule="auto"/>
+        <w:spacing w:before="0" w:after="10" w:line="252" w:lineRule="auto"/>
       </w:pPr>
       <w:r>
         <w:rPr>
@@ -1774,7 +1784,7 @@
           <w:caps/>
           <w:color w:val="003A70"/>
           <w:spacing w:val="12"/>
-          <w:sz w:val="19"/>
+          <w:sz w:val="22"/>
           <w:szCs w:val="19"/>
         </w:rPr>
         <w:t xml:space="preserve">Lesson 3-3  ·  Session 1  ·  Prerequisite Practice B  ·  Skill 2 of 2</w:t>
@@ -1782,8 +1792,9 @@
     </w:p>
     <w:p>
       <w:pPr>
+        <w:pStyle w:val="Heading1"/>
         <w:keepNext/>
-        <w:spacing w:before="0" w:after="10" w:line="240" w:lineRule="auto"/>
+        <w:spacing w:before="0" w:after="8" w:line="240" w:lineRule="auto"/>
       </w:pPr>
       <w:r>
         <w:rPr>
@@ -1801,13 +1812,13 @@
         <w:pBdr>
           <w:bottom w:val="single" w:sz="4" w:space="5" w:color="C9CDD2"/>
         </w:pBdr>
-        <w:spacing w:before="0" w:after="60" w:line="264" w:lineRule="auto"/>
+        <w:spacing w:before="0" w:after="51" w:line="252" w:lineRule="auto"/>
       </w:pPr>
       <w:r>
         <w:rPr>
           <w:rFonts w:ascii="Avenir Next" w:hAnsi="Avenir Next" w:cs="Avenir Next" w:eastAsia="Avenir Next"/>
           <w:color w:val="5A5F66"/>
-          <w:sz w:val="17"/>
+          <w:sz w:val="22"/>
           <w:szCs w:val="17"/>
         </w:rPr>
         <w:t xml:space="preserve">Builds on Lesson 3-2 Session 1 · 6.RP.A.2</w:t>
@@ -1850,7 +1861,8 @@
           </w:tcPr>
           <w:p>
             <w:pPr>
-              <w:spacing w:before="0" w:after="0" w:line="252" w:lineRule="auto"/>
+              <w:pStyle w:val="Heading2"/>
+              <w:spacing w:before="0" w:after="0" w:line="246" w:lineRule="auto"/>
             </w:pPr>
             <w:r>
               <w:rPr>
@@ -1873,13 +1885,13 @@
           </w:tcPr>
           <w:p>
             <w:pPr>
-              <w:spacing w:before="0" w:after="0" w:line="264" w:lineRule="auto"/>
+              <w:spacing w:before="0" w:after="0" w:line="252" w:lineRule="auto"/>
             </w:pPr>
             <w:r>
               <w:rPr>
                 <w:rFonts w:ascii="Avenir Next" w:hAnsi="Avenir Next" w:cs="Avenir Next" w:eastAsia="Avenir Next"/>
                 <w:color w:val="1A1A1A"/>
-                <w:sz w:val="20"/>
+                <w:sz w:val="22"/>
                 <w:szCs w:val="20"/>
               </w:rPr>
               <w:t xml:space="preserve">You will scale 18 notebooks for 6 students down to 1 student.</w:t>
@@ -1899,7 +1911,8 @@
           </w:tcPr>
           <w:p>
             <w:pPr>
-              <w:spacing w:before="0" w:after="0" w:line="252" w:lineRule="auto"/>
+              <w:pStyle w:val="Heading2"/>
+              <w:spacing w:before="0" w:after="0" w:line="246" w:lineRule="auto"/>
             </w:pPr>
             <w:r>
               <w:rPr>
@@ -1922,13 +1935,13 @@
           </w:tcPr>
           <w:p>
             <w:pPr>
-              <w:spacing w:before="0" w:after="0" w:line="264" w:lineRule="auto"/>
+              <w:spacing w:before="0" w:after="0" w:line="252" w:lineRule="auto"/>
             </w:pPr>
             <w:r>
               <w:rPr>
                 <w:rFonts w:ascii="Avenir Next" w:hAnsi="Avenir Next" w:cs="Avenir Next" w:eastAsia="Avenir Next"/>
                 <w:color w:val="1A1A1A"/>
-                <w:sz w:val="20"/>
+                <w:sz w:val="22"/>
                 <w:szCs w:val="20"/>
               </w:rPr>
               <w:t xml:space="preserve">Find the amount for 1 group, like 96 ÷ 8 = 12 pages per minute.  </w:t>
@@ -1938,7 +1951,7 @@
                 <w:rFonts w:ascii="Avenir Next" w:hAnsi="Avenir Next" w:cs="Avenir Next" w:eastAsia="Avenir Next"/>
                 <w:b/>
                 <w:color w:val="1A1A1A"/>
-                <w:sz w:val="20"/>
+                <w:sz w:val="22"/>
                 <w:szCs w:val="20"/>
               </w:rPr>
               <w:t xml:space="preserve">You will use it in Practice Form A, problem 4.</w:t>
@@ -1949,6 +1962,7 @@
     </w:tbl>
     <w:p>
       <w:pPr>
+        <w:pStyle w:val="Heading2"/>
         <w:keepNext/>
         <w:pBdr>
           <w:bottom w:val="single" w:sz="8" w:space="3" w:color="003A70"/>
@@ -1956,7 +1970,7 @@
         <w:tabs>
           <w:tab w:val="right" w:pos="9504"/>
         </w:tabs>
-        <w:spacing w:before="50" w:after="36" w:line="240" w:lineRule="auto"/>
+        <w:spacing w:before="42" w:after="31" w:line="240" w:lineRule="auto"/>
       </w:pPr>
       <w:r>
         <w:rPr>
@@ -1964,7 +1978,7 @@
           <w:b/>
           <w:color w:val="003A70"/>
           <w:spacing w:val="14"/>
-          <w:sz w:val="19"/>
+          <w:sz w:val="22"/>
           <w:szCs w:val="19"/>
         </w:rPr>
         <w:t xml:space="preserve">STEPS TO FOLLOW</w:t>
@@ -1983,7 +1997,7 @@
           <w:rFonts w:ascii="Avenir Next" w:hAnsi="Avenir Next" w:cs="Avenir Next" w:eastAsia="Avenir Next"/>
           <w:i/>
           <w:color w:val="5A5F66"/>
-          <w:sz w:val="17"/>
+          <w:sz w:val="22"/>
           <w:szCs w:val="17"/>
         </w:rPr>
         <w:t xml:space="preserve">use these same steps on every problem</w:t>
@@ -2025,6 +2039,7 @@
           </w:tcPr>
           <w:p>
             <w:pPr>
+              <w:pStyle w:val="Heading1"/>
               <w:spacing w:before="0" w:after="0" w:line="240" w:lineRule="auto"/>
               <w:jc w:val="center"/>
             </w:pPr>
@@ -2047,13 +2062,13 @@
           </w:tcPr>
           <w:p>
             <w:pPr>
-              <w:spacing w:before="0" w:after="0" w:line="264" w:lineRule="auto"/>
+              <w:spacing w:before="0" w:after="0" w:line="252" w:lineRule="auto"/>
             </w:pPr>
             <w:r>
               <w:rPr>
                 <w:rFonts w:ascii="Avenir Next" w:hAnsi="Avenir Next" w:cs="Avenir Next" w:eastAsia="Avenir Next"/>
                 <w:color w:val="1A1A1A"/>
-                <w:sz w:val="21"/>
+                <w:sz w:val="22"/>
                 <w:szCs w:val="21"/>
               </w:rPr>
               <w:t xml:space="preserve">Find the </w:t>
@@ -2063,7 +2078,7 @@
                 <w:rFonts w:ascii="Avenir Next" w:hAnsi="Avenir Next" w:cs="Avenir Next" w:eastAsia="Avenir Next"/>
                 <w:b/>
                 <w:color w:val="1A1A1A"/>
-                <w:sz w:val="21"/>
+                <w:sz w:val="22"/>
                 <w:szCs w:val="21"/>
               </w:rPr>
               <w:t xml:space="preserve">total</w:t>
@@ -2072,7 +2087,7 @@
               <w:rPr>
                 <w:rFonts w:ascii="Avenir Next" w:hAnsi="Avenir Next" w:cs="Avenir Next" w:eastAsia="Avenir Next"/>
                 <w:color w:val="1A1A1A"/>
-                <w:sz w:val="21"/>
+                <w:sz w:val="22"/>
                 <w:szCs w:val="21"/>
               </w:rPr>
               <w:t xml:space="preserve"> and the number of groups.</w:t>
@@ -2091,6 +2106,7 @@
           </w:tcPr>
           <w:p>
             <w:pPr>
+              <w:pStyle w:val="Heading1"/>
               <w:spacing w:before="0" w:after="0" w:line="240" w:lineRule="auto"/>
               <w:jc w:val="center"/>
             </w:pPr>
@@ -2113,14 +2129,14 @@
           </w:tcPr>
           <w:p>
             <w:pPr>
-              <w:spacing w:before="0" w:after="0" w:line="264" w:lineRule="auto"/>
+              <w:spacing w:before="0" w:after="0" w:line="252" w:lineRule="auto"/>
             </w:pPr>
             <w:r>
               <w:rPr>
                 <w:rFonts w:ascii="Avenir Next" w:hAnsi="Avenir Next" w:cs="Avenir Next" w:eastAsia="Avenir Next"/>
                 <w:b/>
                 <w:color w:val="1A1A1A"/>
-                <w:sz w:val="21"/>
+                <w:sz w:val="22"/>
                 <w:szCs w:val="21"/>
               </w:rPr>
               <w:t xml:space="preserve">Divide</w:t>
@@ -2129,7 +2145,7 @@
               <w:rPr>
                 <w:rFonts w:ascii="Avenir Next" w:hAnsi="Avenir Next" w:cs="Avenir Next" w:eastAsia="Avenir Next"/>
                 <w:color w:val="1A1A1A"/>
-                <w:sz w:val="21"/>
+                <w:sz w:val="22"/>
                 <w:szCs w:val="21"/>
               </w:rPr>
               <w:t xml:space="preserve"> the total by the number of groups.</w:t>
@@ -2148,6 +2164,7 @@
           </w:tcPr>
           <w:p>
             <w:pPr>
+              <w:pStyle w:val="Heading1"/>
               <w:spacing w:before="0" w:after="0" w:line="240" w:lineRule="auto"/>
               <w:jc w:val="center"/>
             </w:pPr>
@@ -2170,14 +2187,14 @@
           </w:tcPr>
           <w:p>
             <w:pPr>
-              <w:spacing w:before="0" w:after="0" w:line="264" w:lineRule="auto"/>
+              <w:spacing w:before="0" w:after="0" w:line="252" w:lineRule="auto"/>
             </w:pPr>
             <w:r>
               <w:rPr>
                 <w:rFonts w:ascii="Avenir Next" w:hAnsi="Avenir Next" w:cs="Avenir Next" w:eastAsia="Avenir Next"/>
                 <w:b/>
                 <w:color w:val="1A1A1A"/>
-                <w:sz w:val="21"/>
+                <w:sz w:val="22"/>
                 <w:szCs w:val="21"/>
               </w:rPr>
               <w:t xml:space="preserve">Write</w:t>
@@ -2186,7 +2203,7 @@
               <w:rPr>
                 <w:rFonts w:ascii="Avenir Next" w:hAnsi="Avenir Next" w:cs="Avenir Next" w:eastAsia="Avenir Next"/>
                 <w:color w:val="1A1A1A"/>
-                <w:sz w:val="21"/>
+                <w:sz w:val="22"/>
                 <w:szCs w:val="21"/>
               </w:rPr>
               <w:t xml:space="preserve"> the answer as an amount per 1 group.</w:t>
@@ -2197,6 +2214,7 @@
     </w:tbl>
     <w:p>
       <w:pPr>
+        <w:pStyle w:val="Heading2"/>
         <w:keepNext/>
         <w:pBdr>
           <w:bottom w:val="single" w:sz="8" w:space="3" w:color="003A70"/>
@@ -2204,7 +2222,7 @@
         <w:tabs>
           <w:tab w:val="right" w:pos="9504"/>
         </w:tabs>
-        <w:spacing w:before="50" w:after="36" w:line="240" w:lineRule="auto"/>
+        <w:spacing w:before="42" w:after="31" w:line="240" w:lineRule="auto"/>
       </w:pPr>
       <w:r>
         <w:rPr>
@@ -2212,7 +2230,7 @@
           <w:b/>
           <w:color w:val="003A70"/>
           <w:spacing w:val="14"/>
-          <w:sz w:val="19"/>
+          <w:sz w:val="22"/>
           <w:szCs w:val="19"/>
         </w:rPr>
         <w:t xml:space="preserve">WATCH ME</w:t>
@@ -2231,7 +2249,7 @@
           <w:rFonts w:ascii="Avenir Next" w:hAnsi="Avenir Next" w:cs="Avenir Next" w:eastAsia="Avenir Next"/>
           <w:i/>
           <w:color w:val="5A5F66"/>
-          <w:sz w:val="17"/>
+          <w:sz w:val="22"/>
           <w:szCs w:val="17"/>
         </w:rPr>
         <w:t xml:space="preserve">the steps in action</w:t>
@@ -2239,14 +2257,14 @@
     </w:p>
     <w:p>
       <w:pPr>
-        <w:spacing w:before="0" w:after="40" w:line="264" w:lineRule="auto"/>
+        <w:spacing w:before="0" w:after="34" w:line="252" w:lineRule="auto"/>
       </w:pPr>
       <w:r>
         <w:rPr>
           <w:rFonts w:ascii="Avenir Next" w:hAnsi="Avenir Next" w:cs="Avenir Next" w:eastAsia="Avenir Next"/>
           <w:b/>
           <w:color w:val="1A1A1A"/>
-          <w:sz w:val="21"/>
+          <w:sz w:val="22"/>
           <w:szCs w:val="21"/>
         </w:rPr>
         <w:t xml:space="preserve">A printer prints 96 pages in 8 minutes. How many pages does it print per minute?</w:t>
@@ -2257,7 +2275,7 @@
         <w:tabs>
           <w:tab w:val="left" w:pos="950"/>
         </w:tabs>
-        <w:spacing w:before="0" w:after="24" w:line="256" w:lineRule="auto"/>
+        <w:spacing w:before="0" w:after="20" w:line="248" w:lineRule="auto"/>
         <w:ind w:left="950" w:hanging="950"/>
       </w:pPr>
       <w:r>
@@ -2265,25 +2283,25 @@
           <w:rFonts w:ascii="Avenir Next" w:hAnsi="Avenir Next" w:cs="Avenir Next" w:eastAsia="Avenir Next"/>
           <w:b/>
           <w:color w:val="003A70"/>
+          <w:sz w:val="22"/>
+          <w:szCs w:val="19"/>
+        </w:rPr>
+        <w:t xml:space="preserve">Step 1</w:t>
+      </w:r>
+      <w:r>
+        <w:rPr>
+          <w:rFonts w:ascii="Avenir Next" w:hAnsi="Avenir Next" w:cs="Avenir Next" w:eastAsia="Avenir Next"/>
+          <w:color w:val="1A1A1A"/>
           <w:sz w:val="19"/>
           <w:szCs w:val="19"/>
         </w:rPr>
-        <w:t xml:space="preserve">Step 1</w:t>
-      </w:r>
-      <w:r>
-        <w:rPr>
-          <w:rFonts w:ascii="Avenir Next" w:hAnsi="Avenir Next" w:cs="Avenir Next" w:eastAsia="Avenir Next"/>
-          <w:color w:val="1A1A1A"/>
-          <w:sz w:val="19"/>
-          <w:szCs w:val="19"/>
-        </w:rPr>
         <w:tab/>
       </w:r>
       <w:r>
         <w:rPr>
           <w:rFonts w:ascii="Avenir Next" w:hAnsi="Avenir Next" w:cs="Avenir Next" w:eastAsia="Avenir Next"/>
           <w:color w:val="1A1A1A"/>
-          <w:sz w:val="21"/>
+          <w:sz w:val="22"/>
           <w:szCs w:val="21"/>
         </w:rPr>
         <w:t xml:space="preserve">Total: 96 pages. Groups: 8 minutes.</w:t>
@@ -2294,7 +2312,7 @@
         <w:tabs>
           <w:tab w:val="left" w:pos="950"/>
         </w:tabs>
-        <w:spacing w:before="0" w:after="24" w:line="256" w:lineRule="auto"/>
+        <w:spacing w:before="0" w:after="20" w:line="248" w:lineRule="auto"/>
         <w:ind w:left="950" w:hanging="950"/>
       </w:pPr>
       <w:r>
@@ -2302,25 +2320,25 @@
           <w:rFonts w:ascii="Avenir Next" w:hAnsi="Avenir Next" w:cs="Avenir Next" w:eastAsia="Avenir Next"/>
           <w:b/>
           <w:color w:val="003A70"/>
+          <w:sz w:val="22"/>
+          <w:szCs w:val="19"/>
+        </w:rPr>
+        <w:t xml:space="preserve">Step 2</w:t>
+      </w:r>
+      <w:r>
+        <w:rPr>
+          <w:rFonts w:ascii="Avenir Next" w:hAnsi="Avenir Next" w:cs="Avenir Next" w:eastAsia="Avenir Next"/>
+          <w:color w:val="1A1A1A"/>
           <w:sz w:val="19"/>
           <w:szCs w:val="19"/>
         </w:rPr>
-        <w:t xml:space="preserve">Step 2</w:t>
-      </w:r>
-      <w:r>
-        <w:rPr>
-          <w:rFonts w:ascii="Avenir Next" w:hAnsi="Avenir Next" w:cs="Avenir Next" w:eastAsia="Avenir Next"/>
-          <w:color w:val="1A1A1A"/>
-          <w:sz w:val="19"/>
-          <w:szCs w:val="19"/>
-        </w:rPr>
         <w:tab/>
       </w:r>
       <w:r>
         <w:rPr>
           <w:rFonts w:ascii="Avenir Next" w:hAnsi="Avenir Next" w:cs="Avenir Next" w:eastAsia="Avenir Next"/>
           <w:color w:val="1A1A1A"/>
-          <w:sz w:val="21"/>
+          <w:sz w:val="22"/>
           <w:szCs w:val="21"/>
         </w:rPr>
         <w:t xml:space="preserve">Divide: 96 ÷ 8 = 12.</w:t>
@@ -2331,7 +2349,7 @@
         <w:tabs>
           <w:tab w:val="left" w:pos="950"/>
         </w:tabs>
-        <w:spacing w:before="0" w:after="24" w:line="256" w:lineRule="auto"/>
+        <w:spacing w:before="0" w:after="20" w:line="248" w:lineRule="auto"/>
         <w:ind w:left="950" w:hanging="950"/>
       </w:pPr>
       <w:r>
@@ -2339,25 +2357,25 @@
           <w:rFonts w:ascii="Avenir Next" w:hAnsi="Avenir Next" w:cs="Avenir Next" w:eastAsia="Avenir Next"/>
           <w:b/>
           <w:color w:val="003A70"/>
+          <w:sz w:val="22"/>
+          <w:szCs w:val="19"/>
+        </w:rPr>
+        <w:t xml:space="preserve">Step 3</w:t>
+      </w:r>
+      <w:r>
+        <w:rPr>
+          <w:rFonts w:ascii="Avenir Next" w:hAnsi="Avenir Next" w:cs="Avenir Next" w:eastAsia="Avenir Next"/>
+          <w:color w:val="1A1A1A"/>
           <w:sz w:val="19"/>
           <w:szCs w:val="19"/>
         </w:rPr>
-        <w:t xml:space="preserve">Step 3</w:t>
-      </w:r>
-      <w:r>
-        <w:rPr>
-          <w:rFonts w:ascii="Avenir Next" w:hAnsi="Avenir Next" w:cs="Avenir Next" w:eastAsia="Avenir Next"/>
-          <w:color w:val="1A1A1A"/>
-          <w:sz w:val="19"/>
-          <w:szCs w:val="19"/>
-        </w:rPr>
         <w:tab/>
       </w:r>
       <w:r>
         <w:rPr>
           <w:rFonts w:ascii="Avenir Next" w:hAnsi="Avenir Next" w:cs="Avenir Next" w:eastAsia="Avenir Next"/>
           <w:color w:val="1A1A1A"/>
-          <w:sz w:val="21"/>
+          <w:sz w:val="22"/>
           <w:szCs w:val="21"/>
         </w:rPr>
         <w:t xml:space="preserve">12 pages per minute.</w:t>
@@ -2368,7 +2386,7 @@
         <w:tabs>
           <w:tab w:val="left" w:pos="950"/>
         </w:tabs>
-        <w:spacing w:before="20" w:after="0" w:line="256" w:lineRule="auto"/>
+        <w:spacing w:before="17" w:after="0" w:line="248" w:lineRule="auto"/>
         <w:ind w:left="950" w:hanging="950"/>
       </w:pPr>
       <w:r>
@@ -2376,18 +2394,18 @@
           <w:rFonts w:ascii="Avenir Next" w:hAnsi="Avenir Next" w:cs="Avenir Next" w:eastAsia="Avenir Next"/>
           <w:b/>
           <w:color w:val="1A1A1A"/>
+          <w:sz w:val="22"/>
+          <w:szCs w:val="21"/>
+        </w:rPr>
+        <w:t xml:space="preserve">Answer</w:t>
+      </w:r>
+      <w:r>
+        <w:rPr>
+          <w:rFonts w:ascii="Avenir Next" w:hAnsi="Avenir Next" w:cs="Avenir Next" w:eastAsia="Avenir Next"/>
+          <w:color w:val="1A1A1A"/>
           <w:sz w:val="21"/>
           <w:szCs w:val="21"/>
         </w:rPr>
-        <w:t xml:space="preserve">Answer</w:t>
-      </w:r>
-      <w:r>
-        <w:rPr>
-          <w:rFonts w:ascii="Avenir Next" w:hAnsi="Avenir Next" w:cs="Avenir Next" w:eastAsia="Avenir Next"/>
-          <w:color w:val="1A1A1A"/>
-          <w:sz w:val="21"/>
-          <w:szCs w:val="21"/>
-        </w:rPr>
         <w:tab/>
       </w:r>
       <w:r>
@@ -2395,7 +2413,7 @@
           <w:rFonts w:ascii="Avenir Next" w:hAnsi="Avenir Next" w:cs="Avenir Next" w:eastAsia="Avenir Next"/>
           <w:b/>
           <w:color w:val="1A1A1A"/>
-          <w:sz w:val="21"/>
+          <w:sz w:val="22"/>
           <w:szCs w:val="21"/>
         </w:rPr>
         <w:t xml:space="preserve">12 pages per minute</w:t>
@@ -2403,6 +2421,7 @@
     </w:p>
     <w:p>
       <w:pPr>
+        <w:pStyle w:val="Heading2"/>
         <w:keepNext/>
         <w:pBdr>
           <w:bottom w:val="single" w:sz="8" w:space="3" w:color="003A70"/>
@@ -2410,7 +2429,7 @@
         <w:tabs>
           <w:tab w:val="right" w:pos="9504"/>
         </w:tabs>
-        <w:spacing w:before="50" w:after="36" w:line="240" w:lineRule="auto"/>
+        <w:spacing w:before="42" w:after="31" w:line="240" w:lineRule="auto"/>
       </w:pPr>
       <w:r>
         <w:rPr>
@@ -2418,7 +2437,7 @@
           <w:b/>
           <w:color w:val="003A70"/>
           <w:spacing w:val="14"/>
-          <w:sz w:val="19"/>
+          <w:sz w:val="22"/>
           <w:szCs w:val="19"/>
         </w:rPr>
         <w:t xml:space="preserve">TRY IT WITH HELP</w:t>
@@ -2437,7 +2456,7 @@
           <w:rFonts w:ascii="Avenir Next" w:hAnsi="Avenir Next" w:cs="Avenir Next" w:eastAsia="Avenir Next"/>
           <w:i/>
           <w:color w:val="5A5F66"/>
-          <w:sz w:val="17"/>
+          <w:sz w:val="22"/>
           <w:szCs w:val="17"/>
         </w:rPr>
         <w:t xml:space="preserve">fill in each step</w:t>
@@ -2449,7 +2468,7 @@
         <w:tabs>
           <w:tab w:val="left" w:pos="432"/>
         </w:tabs>
-        <w:spacing w:before="90" w:after="40" w:line="268" w:lineRule="auto"/>
+        <w:spacing w:before="76" w:after="34" w:line="254" w:lineRule="auto"/>
         <w:ind w:left="432" w:hanging="432"/>
       </w:pPr>
       <w:r>
@@ -2487,7 +2506,7 @@
         <w:tabs>
           <w:tab w:val="left" w:pos="1300"/>
         </w:tabs>
-        <w:spacing w:before="0" w:after="24" w:line="272" w:lineRule="auto"/>
+        <w:spacing w:before="0" w:after="20" w:line="256" w:lineRule="auto"/>
         <w:ind w:left="1300" w:hanging="868"/>
       </w:pPr>
       <w:r>
@@ -2495,28 +2514,47 @@
           <w:rFonts w:ascii="Avenir Next" w:hAnsi="Avenir Next" w:cs="Avenir Next" w:eastAsia="Avenir Next"/>
           <w:b/>
           <w:color w:val="003A70"/>
+          <w:sz w:val="22"/>
+          <w:szCs w:val="18"/>
+        </w:rPr>
+        <w:t xml:space="preserve">Step 1</w:t>
+      </w:r>
+      <w:r>
+        <w:rPr>
+          <w:rFonts w:ascii="Avenir Next" w:hAnsi="Avenir Next" w:cs="Avenir Next" w:eastAsia="Avenir Next"/>
+          <w:color w:val="1A1A1A"/>
           <w:sz w:val="18"/>
           <w:szCs w:val="18"/>
         </w:rPr>
-        <w:t xml:space="preserve">Step 1</w:t>
-      </w:r>
-      <w:r>
-        <w:rPr>
-          <w:rFonts w:ascii="Avenir Next" w:hAnsi="Avenir Next" w:cs="Avenir Next" w:eastAsia="Avenir Next"/>
-          <w:color w:val="1A1A1A"/>
-          <w:sz w:val="18"/>
-          <w:szCs w:val="18"/>
-        </w:rPr>
         <w:tab/>
       </w:r>
       <w:r>
         <w:rPr>
           <w:rFonts w:ascii="Avenir Next" w:hAnsi="Avenir Next" w:cs="Avenir Next" w:eastAsia="Avenir Next"/>
           <w:color w:val="1A1A1A"/>
+          <w:sz w:val="22"/>
+          <w:szCs w:val="21"/>
+        </w:rPr>
+        <w:t xml:space="preserve">Total: </w:t>
+      </w:r>
+      <w:r>
+        <w:rPr>
+          <w:rFonts w:ascii="Avenir Next" w:hAnsi="Avenir Next" w:cs="Avenir Next" w:eastAsia="Avenir Next"/>
+          <w:color w:val="1A1A1A"/>
           <w:sz w:val="21"/>
           <w:szCs w:val="21"/>
-        </w:rPr>
-        <w:t xml:space="preserve">Total: </w:t>
+          <w:u w:val="single"/>
+        </w:rPr>
+        <w:t xml:space="preserve">                </w:t>
+      </w:r>
+      <w:r>
+        <w:rPr>
+          <w:rFonts w:ascii="Avenir Next" w:hAnsi="Avenir Next" w:cs="Avenir Next" w:eastAsia="Avenir Next"/>
+          <w:color w:val="1A1A1A"/>
+          <w:sz w:val="22"/>
+          <w:szCs w:val="21"/>
+        </w:rPr>
+        <w:t xml:space="preserve"> miles. Groups: </w:t>
       </w:r>
       <w:r>
         <w:rPr>
@@ -2532,26 +2570,7 @@
         <w:rPr>
           <w:rFonts w:ascii="Avenir Next" w:hAnsi="Avenir Next" w:cs="Avenir Next" w:eastAsia="Avenir Next"/>
           <w:color w:val="1A1A1A"/>
-          <w:sz w:val="21"/>
-          <w:szCs w:val="21"/>
-        </w:rPr>
-        <w:t xml:space="preserve"> miles. Groups: </w:t>
-      </w:r>
-      <w:r>
-        <w:rPr>
-          <w:rFonts w:ascii="Avenir Next" w:hAnsi="Avenir Next" w:cs="Avenir Next" w:eastAsia="Avenir Next"/>
-          <w:color w:val="1A1A1A"/>
-          <w:sz w:val="21"/>
-          <w:szCs w:val="21"/>
-          <w:u w:val="single"/>
-        </w:rPr>
-        <w:t xml:space="preserve">                </w:t>
-      </w:r>
-      <w:r>
-        <w:rPr>
-          <w:rFonts w:ascii="Avenir Next" w:hAnsi="Avenir Next" w:cs="Avenir Next" w:eastAsia="Avenir Next"/>
-          <w:color w:val="1A1A1A"/>
-          <w:sz w:val="21"/>
+          <w:sz w:val="22"/>
           <w:szCs w:val="21"/>
         </w:rPr>
         <w:t xml:space="preserve"> hours.</w:t>
@@ -2563,7 +2582,7 @@
         <w:tabs>
           <w:tab w:val="left" w:pos="1300"/>
         </w:tabs>
-        <w:spacing w:before="0" w:after="24" w:line="272" w:lineRule="auto"/>
+        <w:spacing w:before="0" w:after="20" w:line="256" w:lineRule="auto"/>
         <w:ind w:left="1300" w:hanging="868"/>
       </w:pPr>
       <w:r>
@@ -2571,35 +2590,35 @@
           <w:rFonts w:ascii="Avenir Next" w:hAnsi="Avenir Next" w:cs="Avenir Next" w:eastAsia="Avenir Next"/>
           <w:b/>
           <w:color w:val="003A70"/>
+          <w:sz w:val="22"/>
+          <w:szCs w:val="18"/>
+        </w:rPr>
+        <w:t xml:space="preserve">Step 2</w:t>
+      </w:r>
+      <w:r>
+        <w:rPr>
+          <w:rFonts w:ascii="Avenir Next" w:hAnsi="Avenir Next" w:cs="Avenir Next" w:eastAsia="Avenir Next"/>
+          <w:color w:val="1A1A1A"/>
           <w:sz w:val="18"/>
           <w:szCs w:val="18"/>
         </w:rPr>
-        <w:t xml:space="preserve">Step 2</w:t>
-      </w:r>
-      <w:r>
-        <w:rPr>
-          <w:rFonts w:ascii="Avenir Next" w:hAnsi="Avenir Next" w:cs="Avenir Next" w:eastAsia="Avenir Next"/>
-          <w:color w:val="1A1A1A"/>
-          <w:sz w:val="18"/>
-          <w:szCs w:val="18"/>
-        </w:rPr>
         <w:tab/>
       </w:r>
       <w:r>
         <w:rPr>
           <w:rFonts w:ascii="Avenir Next" w:hAnsi="Avenir Next" w:cs="Avenir Next" w:eastAsia="Avenir Next"/>
           <w:color w:val="1A1A1A"/>
+          <w:sz w:val="22"/>
+          <w:szCs w:val="21"/>
+        </w:rPr>
+        <w:t xml:space="preserve">Divide: 42 ÷ 6 = </w:t>
+      </w:r>
+      <w:r>
+        <w:rPr>
+          <w:rFonts w:ascii="Avenir Next" w:hAnsi="Avenir Next" w:cs="Avenir Next" w:eastAsia="Avenir Next"/>
+          <w:color w:val="1A1A1A"/>
           <w:sz w:val="21"/>
           <w:szCs w:val="21"/>
-        </w:rPr>
-        <w:t xml:space="preserve">Divide: 42 ÷ 6 = </w:t>
-      </w:r>
-      <w:r>
-        <w:rPr>
-          <w:rFonts w:ascii="Avenir Next" w:hAnsi="Avenir Next" w:cs="Avenir Next" w:eastAsia="Avenir Next"/>
-          <w:color w:val="1A1A1A"/>
-          <w:sz w:val="21"/>
-          <w:szCs w:val="21"/>
           <w:u w:val="single"/>
         </w:rPr>
         <w:t xml:space="preserve">                </w:t>
@@ -2608,7 +2627,7 @@
         <w:rPr>
           <w:rFonts w:ascii="Avenir Next" w:hAnsi="Avenir Next" w:cs="Avenir Next" w:eastAsia="Avenir Next"/>
           <w:color w:val="1A1A1A"/>
-          <w:sz w:val="21"/>
+          <w:sz w:val="22"/>
           <w:szCs w:val="21"/>
         </w:rPr>
         <w:t xml:space="preserve">.</w:t>
@@ -2620,7 +2639,7 @@
         <w:tabs>
           <w:tab w:val="left" w:pos="1300"/>
         </w:tabs>
-        <w:spacing w:before="0" w:after="24" w:line="272" w:lineRule="auto"/>
+        <w:spacing w:before="0" w:after="20" w:line="256" w:lineRule="auto"/>
         <w:ind w:left="1300" w:hanging="868"/>
       </w:pPr>
       <w:r>
@@ -2628,18 +2647,18 @@
           <w:rFonts w:ascii="Avenir Next" w:hAnsi="Avenir Next" w:cs="Avenir Next" w:eastAsia="Avenir Next"/>
           <w:b/>
           <w:color w:val="003A70"/>
+          <w:sz w:val="22"/>
+          <w:szCs w:val="18"/>
+        </w:rPr>
+        <w:t xml:space="preserve">Step 3</w:t>
+      </w:r>
+      <w:r>
+        <w:rPr>
+          <w:rFonts w:ascii="Avenir Next" w:hAnsi="Avenir Next" w:cs="Avenir Next" w:eastAsia="Avenir Next"/>
+          <w:color w:val="1A1A1A"/>
           <w:sz w:val="18"/>
           <w:szCs w:val="18"/>
         </w:rPr>
-        <w:t xml:space="preserve">Step 3</w:t>
-      </w:r>
-      <w:r>
-        <w:rPr>
-          <w:rFonts w:ascii="Avenir Next" w:hAnsi="Avenir Next" w:cs="Avenir Next" w:eastAsia="Avenir Next"/>
-          <w:color w:val="1A1A1A"/>
-          <w:sz w:val="18"/>
-          <w:szCs w:val="18"/>
-        </w:rPr>
         <w:tab/>
       </w:r>
       <w:r>
@@ -2656,7 +2675,7 @@
         <w:rPr>
           <w:rFonts w:ascii="Avenir Next" w:hAnsi="Avenir Next" w:cs="Avenir Next" w:eastAsia="Avenir Next"/>
           <w:color w:val="1A1A1A"/>
-          <w:sz w:val="21"/>
+          <w:sz w:val="22"/>
           <w:szCs w:val="21"/>
         </w:rPr>
         <w:t xml:space="preserve"> miles per hour.</w:t>
@@ -2673,7 +2692,7 @@
         <w:tabs>
           <w:tab w:val="left" w:pos="432"/>
         </w:tabs>
-        <w:spacing w:before="90" w:after="40" w:line="268" w:lineRule="auto"/>
+        <w:spacing w:before="76" w:after="34" w:line="254" w:lineRule="auto"/>
         <w:ind w:left="432" w:hanging="432"/>
       </w:pPr>
       <w:r>
@@ -2711,7 +2730,7 @@
         <w:tabs>
           <w:tab w:val="left" w:pos="1300"/>
         </w:tabs>
-        <w:spacing w:before="0" w:after="24" w:line="272" w:lineRule="auto"/>
+        <w:spacing w:before="0" w:after="20" w:line="256" w:lineRule="auto"/>
         <w:ind w:left="1300" w:hanging="868"/>
       </w:pPr>
       <w:r>
@@ -2719,28 +2738,47 @@
           <w:rFonts w:ascii="Avenir Next" w:hAnsi="Avenir Next" w:cs="Avenir Next" w:eastAsia="Avenir Next"/>
           <w:b/>
           <w:color w:val="003A70"/>
+          <w:sz w:val="22"/>
+          <w:szCs w:val="18"/>
+        </w:rPr>
+        <w:t xml:space="preserve">Step 1</w:t>
+      </w:r>
+      <w:r>
+        <w:rPr>
+          <w:rFonts w:ascii="Avenir Next" w:hAnsi="Avenir Next" w:cs="Avenir Next" w:eastAsia="Avenir Next"/>
+          <w:color w:val="1A1A1A"/>
           <w:sz w:val="18"/>
           <w:szCs w:val="18"/>
         </w:rPr>
-        <w:t xml:space="preserve">Step 1</w:t>
-      </w:r>
-      <w:r>
-        <w:rPr>
-          <w:rFonts w:ascii="Avenir Next" w:hAnsi="Avenir Next" w:cs="Avenir Next" w:eastAsia="Avenir Next"/>
-          <w:color w:val="1A1A1A"/>
-          <w:sz w:val="18"/>
-          <w:szCs w:val="18"/>
-        </w:rPr>
         <w:tab/>
       </w:r>
       <w:r>
         <w:rPr>
           <w:rFonts w:ascii="Avenir Next" w:hAnsi="Avenir Next" w:cs="Avenir Next" w:eastAsia="Avenir Next"/>
           <w:color w:val="1A1A1A"/>
+          <w:sz w:val="22"/>
+          <w:szCs w:val="21"/>
+        </w:rPr>
+        <w:t xml:space="preserve">Total: $</w:t>
+      </w:r>
+      <w:r>
+        <w:rPr>
+          <w:rFonts w:ascii="Avenir Next" w:hAnsi="Avenir Next" w:cs="Avenir Next" w:eastAsia="Avenir Next"/>
+          <w:color w:val="1A1A1A"/>
           <w:sz w:val="21"/>
           <w:szCs w:val="21"/>
-        </w:rPr>
-        <w:t xml:space="preserve">Total: $</w:t>
+          <w:u w:val="single"/>
+        </w:rPr>
+        <w:t xml:space="preserve">                </w:t>
+      </w:r>
+      <w:r>
+        <w:rPr>
+          <w:rFonts w:ascii="Avenir Next" w:hAnsi="Avenir Next" w:cs="Avenir Next" w:eastAsia="Avenir Next"/>
+          <w:color w:val="1A1A1A"/>
+          <w:sz w:val="22"/>
+          <w:szCs w:val="21"/>
+        </w:rPr>
+        <w:t xml:space="preserve">. Groups: </w:t>
       </w:r>
       <w:r>
         <w:rPr>
@@ -2756,26 +2794,7 @@
         <w:rPr>
           <w:rFonts w:ascii="Avenir Next" w:hAnsi="Avenir Next" w:cs="Avenir Next" w:eastAsia="Avenir Next"/>
           <w:color w:val="1A1A1A"/>
-          <w:sz w:val="21"/>
-          <w:szCs w:val="21"/>
-        </w:rPr>
-        <w:t xml:space="preserve">. Groups: </w:t>
-      </w:r>
-      <w:r>
-        <w:rPr>
-          <w:rFonts w:ascii="Avenir Next" w:hAnsi="Avenir Next" w:cs="Avenir Next" w:eastAsia="Avenir Next"/>
-          <w:color w:val="1A1A1A"/>
-          <w:sz w:val="21"/>
-          <w:szCs w:val="21"/>
-          <w:u w:val="single"/>
-        </w:rPr>
-        <w:t xml:space="preserve">                </w:t>
-      </w:r>
-      <w:r>
-        <w:rPr>
-          <w:rFonts w:ascii="Avenir Next" w:hAnsi="Avenir Next" w:cs="Avenir Next" w:eastAsia="Avenir Next"/>
-          <w:color w:val="1A1A1A"/>
-          <w:sz w:val="21"/>
+          <w:sz w:val="22"/>
           <w:szCs w:val="21"/>
         </w:rPr>
         <w:t xml:space="preserve"> tickets.</w:t>
@@ -2787,7 +2806,7 @@
         <w:tabs>
           <w:tab w:val="left" w:pos="1300"/>
         </w:tabs>
-        <w:spacing w:before="0" w:after="24" w:line="272" w:lineRule="auto"/>
+        <w:spacing w:before="0" w:after="20" w:line="256" w:lineRule="auto"/>
         <w:ind w:left="1300" w:hanging="868"/>
       </w:pPr>
       <w:r>
@@ -2795,35 +2814,35 @@
           <w:rFonts w:ascii="Avenir Next" w:hAnsi="Avenir Next" w:cs="Avenir Next" w:eastAsia="Avenir Next"/>
           <w:b/>
           <w:color w:val="003A70"/>
+          <w:sz w:val="22"/>
+          <w:szCs w:val="18"/>
+        </w:rPr>
+        <w:t xml:space="preserve">Step 2</w:t>
+      </w:r>
+      <w:r>
+        <w:rPr>
+          <w:rFonts w:ascii="Avenir Next" w:hAnsi="Avenir Next" w:cs="Avenir Next" w:eastAsia="Avenir Next"/>
+          <w:color w:val="1A1A1A"/>
           <w:sz w:val="18"/>
           <w:szCs w:val="18"/>
         </w:rPr>
-        <w:t xml:space="preserve">Step 2</w:t>
-      </w:r>
-      <w:r>
-        <w:rPr>
-          <w:rFonts w:ascii="Avenir Next" w:hAnsi="Avenir Next" w:cs="Avenir Next" w:eastAsia="Avenir Next"/>
-          <w:color w:val="1A1A1A"/>
-          <w:sz w:val="18"/>
-          <w:szCs w:val="18"/>
-        </w:rPr>
         <w:tab/>
       </w:r>
       <w:r>
         <w:rPr>
           <w:rFonts w:ascii="Avenir Next" w:hAnsi="Avenir Next" w:cs="Avenir Next" w:eastAsia="Avenir Next"/>
           <w:color w:val="1A1A1A"/>
+          <w:sz w:val="22"/>
+          <w:szCs w:val="21"/>
+        </w:rPr>
+        <w:t xml:space="preserve">Divide: 36 ÷ 4 = </w:t>
+      </w:r>
+      <w:r>
+        <w:rPr>
+          <w:rFonts w:ascii="Avenir Next" w:hAnsi="Avenir Next" w:cs="Avenir Next" w:eastAsia="Avenir Next"/>
+          <w:color w:val="1A1A1A"/>
           <w:sz w:val="21"/>
           <w:szCs w:val="21"/>
-        </w:rPr>
-        <w:t xml:space="preserve">Divide: 36 ÷ 4 = </w:t>
-      </w:r>
-      <w:r>
-        <w:rPr>
-          <w:rFonts w:ascii="Avenir Next" w:hAnsi="Avenir Next" w:cs="Avenir Next" w:eastAsia="Avenir Next"/>
-          <w:color w:val="1A1A1A"/>
-          <w:sz w:val="21"/>
-          <w:szCs w:val="21"/>
           <w:u w:val="single"/>
         </w:rPr>
         <w:t xml:space="preserve">                </w:t>
@@ -2832,7 +2851,7 @@
         <w:rPr>
           <w:rFonts w:ascii="Avenir Next" w:hAnsi="Avenir Next" w:cs="Avenir Next" w:eastAsia="Avenir Next"/>
           <w:color w:val="1A1A1A"/>
-          <w:sz w:val="21"/>
+          <w:sz w:val="22"/>
           <w:szCs w:val="21"/>
         </w:rPr>
         <w:t xml:space="preserve">.</w:t>
@@ -2844,7 +2863,7 @@
         <w:tabs>
           <w:tab w:val="left" w:pos="1300"/>
         </w:tabs>
-        <w:spacing w:before="0" w:after="24" w:line="272" w:lineRule="auto"/>
+        <w:spacing w:before="0" w:after="20" w:line="256" w:lineRule="auto"/>
         <w:ind w:left="1300" w:hanging="868"/>
       </w:pPr>
       <w:r>
@@ -2852,35 +2871,35 @@
           <w:rFonts w:ascii="Avenir Next" w:hAnsi="Avenir Next" w:cs="Avenir Next" w:eastAsia="Avenir Next"/>
           <w:b/>
           <w:color w:val="003A70"/>
+          <w:sz w:val="22"/>
+          <w:szCs w:val="18"/>
+        </w:rPr>
+        <w:t xml:space="preserve">Step 3</w:t>
+      </w:r>
+      <w:r>
+        <w:rPr>
+          <w:rFonts w:ascii="Avenir Next" w:hAnsi="Avenir Next" w:cs="Avenir Next" w:eastAsia="Avenir Next"/>
+          <w:color w:val="1A1A1A"/>
           <w:sz w:val="18"/>
           <w:szCs w:val="18"/>
         </w:rPr>
-        <w:t xml:space="preserve">Step 3</w:t>
-      </w:r>
-      <w:r>
-        <w:rPr>
-          <w:rFonts w:ascii="Avenir Next" w:hAnsi="Avenir Next" w:cs="Avenir Next" w:eastAsia="Avenir Next"/>
-          <w:color w:val="1A1A1A"/>
-          <w:sz w:val="18"/>
-          <w:szCs w:val="18"/>
-        </w:rPr>
         <w:tab/>
       </w:r>
       <w:r>
         <w:rPr>
           <w:rFonts w:ascii="Avenir Next" w:hAnsi="Avenir Next" w:cs="Avenir Next" w:eastAsia="Avenir Next"/>
           <w:color w:val="1A1A1A"/>
+          <w:sz w:val="22"/>
+          <w:szCs w:val="21"/>
+        </w:rPr>
+        <w:t xml:space="preserve">$</w:t>
+      </w:r>
+      <w:r>
+        <w:rPr>
+          <w:rFonts w:ascii="Avenir Next" w:hAnsi="Avenir Next" w:cs="Avenir Next" w:eastAsia="Avenir Next"/>
+          <w:color w:val="1A1A1A"/>
           <w:sz w:val="21"/>
           <w:szCs w:val="21"/>
-        </w:rPr>
-        <w:t xml:space="preserve">$</w:t>
-      </w:r>
-      <w:r>
-        <w:rPr>
-          <w:rFonts w:ascii="Avenir Next" w:hAnsi="Avenir Next" w:cs="Avenir Next" w:eastAsia="Avenir Next"/>
-          <w:color w:val="1A1A1A"/>
-          <w:sz w:val="21"/>
-          <w:szCs w:val="21"/>
           <w:u w:val="single"/>
         </w:rPr>
         <w:t xml:space="preserve">                </w:t>
@@ -2889,7 +2908,7 @@
         <w:rPr>
           <w:rFonts w:ascii="Avenir Next" w:hAnsi="Avenir Next" w:cs="Avenir Next" w:eastAsia="Avenir Next"/>
           <w:color w:val="1A1A1A"/>
-          <w:sz w:val="21"/>
+          <w:sz w:val="22"/>
           <w:szCs w:val="21"/>
         </w:rPr>
         <w:t xml:space="preserve"> per ticket.</w:t>
@@ -2902,6 +2921,7 @@
     </w:p>
     <w:p>
       <w:pPr>
+        <w:pStyle w:val="Heading2"/>
         <w:keepNext/>
         <w:pBdr>
           <w:bottom w:val="single" w:sz="8" w:space="3" w:color="003A70"/>
@@ -2909,7 +2929,7 @@
         <w:tabs>
           <w:tab w:val="right" w:pos="9504"/>
         </w:tabs>
-        <w:spacing w:before="50" w:after="36" w:line="240" w:lineRule="auto"/>
+        <w:spacing w:before="42" w:after="31" w:line="240" w:lineRule="auto"/>
       </w:pPr>
       <w:r>
         <w:rPr>
@@ -2917,7 +2937,7 @@
           <w:b/>
           <w:color w:val="003A70"/>
           <w:spacing w:val="14"/>
-          <w:sz w:val="19"/>
+          <w:sz w:val="22"/>
           <w:szCs w:val="19"/>
         </w:rPr>
         <w:t xml:space="preserve">YOUR TURN</w:t>
@@ -2936,7 +2956,7 @@
           <w:rFonts w:ascii="Avenir Next" w:hAnsi="Avenir Next" w:cs="Avenir Next" w:eastAsia="Avenir Next"/>
           <w:i/>
           <w:color w:val="5A5F66"/>
-          <w:sz w:val="17"/>
+          <w:sz w:val="22"/>
           <w:szCs w:val="17"/>
         </w:rPr>
         <w:t xml:space="preserve">use the steps on your own</w:t>
@@ -2986,7 +3006,7 @@
               <w:tabs>
                 <w:tab w:val="left" w:pos="432"/>
               </w:tabs>
-              <w:spacing w:before="90" w:after="40" w:line="268" w:lineRule="auto"/>
+              <w:spacing w:before="76" w:after="34" w:line="254" w:lineRule="auto"/>
               <w:ind w:left="432" w:hanging="432"/>
             </w:pPr>
             <w:r>
@@ -3059,7 +3079,7 @@
                     <w:tabs>
                       <w:tab w:val="left" w:pos="340"/>
                     </w:tabs>
-                    <w:spacing w:before="0" w:after="0" w:line="276" w:lineRule="auto"/>
+                    <w:spacing w:before="0" w:after="0" w:line="258" w:lineRule="auto"/>
                     <w:ind w:left="340" w:hanging="340"/>
                   </w:pPr>
                   <w:r>
@@ -3121,7 +3141,7 @@
                     <w:tabs>
                       <w:tab w:val="left" w:pos="340"/>
                     </w:tabs>
-                    <w:spacing w:before="0" w:after="0" w:line="276" w:lineRule="auto"/>
+                    <w:spacing w:before="0" w:after="0" w:line="258" w:lineRule="auto"/>
                     <w:ind w:left="340" w:hanging="340"/>
                   </w:pPr>
                   <w:r>
@@ -3189,7 +3209,7 @@
                     <w:tabs>
                       <w:tab w:val="left" w:pos="340"/>
                     </w:tabs>
-                    <w:spacing w:before="0" w:after="0" w:line="276" w:lineRule="auto"/>
+                    <w:spacing w:before="0" w:after="0" w:line="258" w:lineRule="auto"/>
                     <w:ind w:left="340" w:hanging="340"/>
                   </w:pPr>
                   <w:r>
@@ -3251,7 +3271,7 @@
                     <w:tabs>
                       <w:tab w:val="left" w:pos="340"/>
                     </w:tabs>
-                    <w:spacing w:before="0" w:after="0" w:line="276" w:lineRule="auto"/>
+                    <w:spacing w:before="0" w:after="0" w:line="258" w:lineRule="auto"/>
                     <w:ind w:left="340" w:hanging="340"/>
                   </w:pPr>
                   <w:r>
@@ -3320,6 +3340,7 @@
     </w:p>
     <w:p>
       <w:pPr>
+        <w:pStyle w:val="Heading2"/>
         <w:keepNext/>
         <w:pBdr>
           <w:bottom w:val="single" w:sz="8" w:space="3" w:color="003A70"/>
@@ -3327,7 +3348,7 @@
         <w:tabs>
           <w:tab w:val="right" w:pos="9504"/>
         </w:tabs>
-        <w:spacing w:before="50" w:after="36" w:line="240" w:lineRule="auto"/>
+        <w:spacing w:before="42" w:after="31" w:line="240" w:lineRule="auto"/>
       </w:pPr>
       <w:r>
         <w:rPr>
@@ -3335,7 +3356,7 @@
           <w:b/>
           <w:color w:val="003A70"/>
           <w:spacing w:val="14"/>
-          <w:sz w:val="19"/>
+          <w:sz w:val="22"/>
           <w:szCs w:val="19"/>
         </w:rPr>
         <w:t xml:space="preserve">READY CHECK</w:t>
@@ -3354,7 +3375,7 @@
           <w:rFonts w:ascii="Avenir Next" w:hAnsi="Avenir Next" w:cs="Avenir Next" w:eastAsia="Avenir Next"/>
           <w:i/>
           <w:color w:val="5A5F66"/>
-          <w:sz w:val="17"/>
+          <w:sz w:val="22"/>
           <w:szCs w:val="17"/>
         </w:rPr>
         <w:t xml:space="preserve">a problem like the one in today’s lesson</w:t>
@@ -3404,7 +3425,7 @@
               <w:tabs>
                 <w:tab w:val="left" w:pos="432"/>
               </w:tabs>
-              <w:spacing w:before="90" w:after="40" w:line="268" w:lineRule="auto"/>
+              <w:spacing w:before="76" w:after="34" w:line="254" w:lineRule="auto"/>
               <w:ind w:left="432" w:hanging="432"/>
             </w:pPr>
             <w:r>
@@ -3476,7 +3497,7 @@
                     <w:tabs>
                       <w:tab w:val="left" w:pos="340"/>
                     </w:tabs>
-                    <w:spacing w:before="0" w:after="0" w:line="264" w:lineRule="auto"/>
+                    <w:spacing w:before="0" w:after="0" w:line="252" w:lineRule="auto"/>
                     <w:ind w:left="340" w:hanging="340"/>
                   </w:pPr>
                   <w:r>
@@ -3484,25 +3505,25 @@
                       <w:rFonts w:ascii="Avenir Next" w:hAnsi="Avenir Next" w:cs="Avenir Next" w:eastAsia="Avenir Next"/>
                       <w:b/>
                       <w:color w:val="003A70"/>
+                      <w:sz w:val="22"/>
+                      <w:szCs w:val="21"/>
+                    </w:rPr>
+                    <w:t xml:space="preserve">A</w:t>
+                  </w:r>
+                  <w:r>
+                    <w:rPr>
+                      <w:rFonts w:ascii="Avenir Next" w:hAnsi="Avenir Next" w:cs="Avenir Next" w:eastAsia="Avenir Next"/>
+                      <w:color w:val="1A1A1A"/>
                       <w:sz w:val="21"/>
                       <w:szCs w:val="21"/>
                     </w:rPr>
-                    <w:t xml:space="preserve">A</w:t>
-                  </w:r>
-                  <w:r>
-                    <w:rPr>
-                      <w:rFonts w:ascii="Avenir Next" w:hAnsi="Avenir Next" w:cs="Avenir Next" w:eastAsia="Avenir Next"/>
-                      <w:color w:val="1A1A1A"/>
-                      <w:sz w:val="21"/>
-                      <w:szCs w:val="21"/>
-                    </w:rPr>
                     <w:tab/>
                   </w:r>
                   <w:r>
                     <w:rPr>
                       <w:rFonts w:ascii="Avenir Next" w:hAnsi="Avenir Next" w:cs="Avenir Next" w:eastAsia="Avenir Next"/>
                       <w:color w:val="1A1A1A"/>
-                      <w:sz w:val="21"/>
+                      <w:sz w:val="22"/>
                       <w:szCs w:val="21"/>
                     </w:rPr>
                     <w:t xml:space="preserve">80 rolls per hour</w:t>
@@ -3519,7 +3540,7 @@
                     <w:tabs>
                       <w:tab w:val="left" w:pos="340"/>
                     </w:tabs>
-                    <w:spacing w:before="0" w:after="0" w:line="264" w:lineRule="auto"/>
+                    <w:spacing w:before="0" w:after="0" w:line="252" w:lineRule="auto"/>
                     <w:ind w:left="340" w:hanging="340"/>
                   </w:pPr>
                   <w:r>
@@ -3527,25 +3548,25 @@
                       <w:rFonts w:ascii="Avenir Next" w:hAnsi="Avenir Next" w:cs="Avenir Next" w:eastAsia="Avenir Next"/>
                       <w:b/>
                       <w:color w:val="003A70"/>
+                      <w:sz w:val="22"/>
+                      <w:szCs w:val="21"/>
+                    </w:rPr>
+                    <w:t xml:space="preserve">B</w:t>
+                  </w:r>
+                  <w:r>
+                    <w:rPr>
+                      <w:rFonts w:ascii="Avenir Next" w:hAnsi="Avenir Next" w:cs="Avenir Next" w:eastAsia="Avenir Next"/>
+                      <w:color w:val="1A1A1A"/>
                       <w:sz w:val="21"/>
                       <w:szCs w:val="21"/>
                     </w:rPr>
-                    <w:t xml:space="preserve">B</w:t>
-                  </w:r>
-                  <w:r>
-                    <w:rPr>
-                      <w:rFonts w:ascii="Avenir Next" w:hAnsi="Avenir Next" w:cs="Avenir Next" w:eastAsia="Avenir Next"/>
-                      <w:color w:val="1A1A1A"/>
-                      <w:sz w:val="21"/>
-                      <w:szCs w:val="21"/>
-                    </w:rPr>
                     <w:tab/>
                   </w:r>
                   <w:r>
                     <w:rPr>
                       <w:rFonts w:ascii="Avenir Next" w:hAnsi="Avenir Next" w:cs="Avenir Next" w:eastAsia="Avenir Next"/>
                       <w:color w:val="1A1A1A"/>
-                      <w:sz w:val="21"/>
+                      <w:sz w:val="22"/>
                       <w:szCs w:val="21"/>
                     </w:rPr>
                     <w:t xml:space="preserve">88 rolls per hour</w:t>
@@ -3567,7 +3588,7 @@
                     <w:tabs>
                       <w:tab w:val="left" w:pos="340"/>
                     </w:tabs>
-                    <w:spacing w:before="0" w:after="0" w:line="264" w:lineRule="auto"/>
+                    <w:spacing w:before="0" w:after="0" w:line="252" w:lineRule="auto"/>
                     <w:ind w:left="340" w:hanging="340"/>
                   </w:pPr>
                   <w:r>
@@ -3575,25 +3596,25 @@
                       <w:rFonts w:ascii="Avenir Next" w:hAnsi="Avenir Next" w:cs="Avenir Next" w:eastAsia="Avenir Next"/>
                       <w:b/>
                       <w:color w:val="003A70"/>
+                      <w:sz w:val="22"/>
+                      <w:szCs w:val="21"/>
+                    </w:rPr>
+                    <w:t xml:space="preserve">C</w:t>
+                  </w:r>
+                  <w:r>
+                    <w:rPr>
+                      <w:rFonts w:ascii="Avenir Next" w:hAnsi="Avenir Next" w:cs="Avenir Next" w:eastAsia="Avenir Next"/>
+                      <w:color w:val="1A1A1A"/>
                       <w:sz w:val="21"/>
                       <w:szCs w:val="21"/>
                     </w:rPr>
-                    <w:t xml:space="preserve">C</w:t>
-                  </w:r>
-                  <w:r>
-                    <w:rPr>
-                      <w:rFonts w:ascii="Avenir Next" w:hAnsi="Avenir Next" w:cs="Avenir Next" w:eastAsia="Avenir Next"/>
-                      <w:color w:val="1A1A1A"/>
-                      <w:sz w:val="21"/>
-                      <w:szCs w:val="21"/>
-                    </w:rPr>
                     <w:tab/>
                   </w:r>
                   <w:r>
                     <w:rPr>
                       <w:rFonts w:ascii="Avenir Next" w:hAnsi="Avenir Next" w:cs="Avenir Next" w:eastAsia="Avenir Next"/>
                       <w:color w:val="1A1A1A"/>
-                      <w:sz w:val="21"/>
+                      <w:sz w:val="22"/>
                       <w:szCs w:val="21"/>
                     </w:rPr>
                     <w:t xml:space="preserve">21 rolls per hour</w:t>
@@ -3610,7 +3631,7 @@
                     <w:tabs>
                       <w:tab w:val="left" w:pos="340"/>
                     </w:tabs>
-                    <w:spacing w:before="0" w:after="0" w:line="264" w:lineRule="auto"/>
+                    <w:spacing w:before="0" w:after="0" w:line="252" w:lineRule="auto"/>
                     <w:ind w:left="340" w:hanging="340"/>
                   </w:pPr>
                   <w:r>
@@ -3618,25 +3639,25 @@
                       <w:rFonts w:ascii="Avenir Next" w:hAnsi="Avenir Next" w:cs="Avenir Next" w:eastAsia="Avenir Next"/>
                       <w:b/>
                       <w:color w:val="003A70"/>
+                      <w:sz w:val="22"/>
+                      <w:szCs w:val="21"/>
+                    </w:rPr>
+                    <w:t xml:space="preserve">D</w:t>
+                  </w:r>
+                  <w:r>
+                    <w:rPr>
+                      <w:rFonts w:ascii="Avenir Next" w:hAnsi="Avenir Next" w:cs="Avenir Next" w:eastAsia="Avenir Next"/>
+                      <w:color w:val="1A1A1A"/>
                       <w:sz w:val="21"/>
                       <w:szCs w:val="21"/>
                     </w:rPr>
-                    <w:t xml:space="preserve">D</w:t>
-                  </w:r>
-                  <w:r>
-                    <w:rPr>
-                      <w:rFonts w:ascii="Avenir Next" w:hAnsi="Avenir Next" w:cs="Avenir Next" w:eastAsia="Avenir Next"/>
-                      <w:color w:val="1A1A1A"/>
-                      <w:sz w:val="21"/>
-                      <w:szCs w:val="21"/>
-                    </w:rPr>
                     <w:tab/>
                   </w:r>
                   <w:r>
                     <w:rPr>
                       <w:rFonts w:ascii="Avenir Next" w:hAnsi="Avenir Next" w:cs="Avenir Next" w:eastAsia="Avenir Next"/>
                       <w:color w:val="1A1A1A"/>
-                      <w:sz w:val="21"/>
+                      <w:sz w:val="22"/>
                       <w:szCs w:val="21"/>
                     </w:rPr>
                     <w:t xml:space="preserve">336 rolls per hour</w:t>
@@ -3685,19 +3706,42 @@
         <w:tblLook w:val="0000" w:firstRow="0" w:lastRow="0" w:firstColumn="0" w:lastColumn="0" w:noHBand="1" w:noVBand="1"/>
       </w:tblPr>
       <w:tblGrid>
-        <w:gridCol w:w="2000"/>
-        <w:gridCol w:w="2300"/>
-        <w:gridCol w:w="2100"/>
-        <w:gridCol w:w="3104"/>
+        <w:gridCol w:w="1750"/>
+        <w:gridCol w:w="2500"/>
+        <w:gridCol w:w="2200"/>
+        <w:gridCol w:w="3054"/>
       </w:tblGrid>
       <w:tr>
         <w:trPr>
           <w:cantSplit/>
-          <w:trHeight w:val="320" w:hRule="atLeast"/>
+          <w:trHeight w:val="300" w:hRule="atLeast"/>
         </w:trPr>
         <w:tc>
           <w:tcPr>
-            <w:tcW w:w="2000" w:type="dxa"/>
+            <w:tcW w:w="1750" w:type="dxa"/>
+            <w:vAlign w:val="center"/>
+          </w:tcPr>
+          <w:p>
+            <w:pPr>
+              <w:pStyle w:val="Heading2"/>
+              <w:spacing w:before="0" w:after="0" w:line="240" w:lineRule="auto"/>
+            </w:pPr>
+            <w:r>
+              <w:rPr>
+                <w:rFonts w:ascii="Avenir Next" w:hAnsi="Avenir Next" w:cs="Avenir Next" w:eastAsia="Avenir Next"/>
+                <w:b/>
+                <w:color w:val="003A70"/>
+                <w:spacing w:val="12"/>
+                <w:sz w:val="15"/>
+                <w:szCs w:val="15"/>
+              </w:rPr>
+              <w:t xml:space="preserve">CHECK YOURSELF</w:t>
+            </w:r>
+          </w:p>
+        </w:tc>
+        <w:tc>
+          <w:tcPr>
+            <w:tcW w:w="2500" w:type="dxa"/>
             <w:vAlign w:val="center"/>
           </w:tcPr>
           <w:p>
@@ -3706,20 +3750,27 @@
             </w:pPr>
             <w:r>
               <w:rPr>
-                <w:rFonts w:ascii="Avenir Next" w:hAnsi="Avenir Next" w:cs="Avenir Next" w:eastAsia="Avenir Next"/>
-                <w:b/>
-                <w:color w:val="003A70"/>
-                <w:spacing w:val="12"/>
-                <w:sz w:val="15"/>
-                <w:szCs w:val="15"/>
-              </w:rPr>
-              <w:t xml:space="preserve">CHECK YOURSELF</w:t>
+                <w:rFonts w:ascii="Arial" w:hAnsi="Arial" w:cs="Arial" w:eastAsia="Arial"/>
+                <w:color w:val="1A1A1A"/>
+                <w:sz w:val="20"/>
+                <w:szCs w:val="20"/>
+              </w:rPr>
+              <w:t xml:space="preserve">□</w:t>
+            </w:r>
+            <w:r>
+              <w:rPr>
+                <w:rFonts w:ascii="Avenir Next" w:hAnsi="Avenir Next" w:cs="Avenir Next" w:eastAsia="Avenir Next"/>
+                <w:color w:val="1A1A1A"/>
+                <w:sz w:val="17"/>
+                <w:szCs w:val="17"/>
+              </w:rPr>
+              <w:t xml:space="preserve">  I can do this on my own</w:t>
             </w:r>
           </w:p>
         </w:tc>
         <w:tc>
           <w:tcPr>
-            <w:tcW w:w="2300" w:type="dxa"/>
+            <w:tcW w:w="2200" w:type="dxa"/>
             <w:vAlign w:val="center"/>
           </w:tcPr>
           <w:p>
@@ -3730,8 +3781,8 @@
               <w:rPr>
                 <w:rFonts w:ascii="Arial" w:hAnsi="Arial" w:cs="Arial" w:eastAsia="Arial"/>
                 <w:color w:val="1A1A1A"/>
-                <w:sz w:val="24"/>
-                <w:szCs w:val="24"/>
+                <w:sz w:val="20"/>
+                <w:szCs w:val="20"/>
               </w:rPr>
               <w:t xml:space="preserve">□</w:t>
             </w:r>
@@ -3742,13 +3793,13 @@
                 <w:sz w:val="17"/>
                 <w:szCs w:val="17"/>
               </w:rPr>
-              <w:t xml:space="preserve">  I can do this on my own</w:t>
+              <w:t xml:space="preserve">  I need a little help</w:t>
             </w:r>
           </w:p>
         </w:tc>
         <w:tc>
           <w:tcPr>
-            <w:tcW w:w="2100" w:type="dxa"/>
+            <w:tcW w:w="3054" w:type="dxa"/>
             <w:vAlign w:val="center"/>
           </w:tcPr>
           <w:p>
@@ -3759,37 +3810,8 @@
               <w:rPr>
                 <w:rFonts w:ascii="Arial" w:hAnsi="Arial" w:cs="Arial" w:eastAsia="Arial"/>
                 <w:color w:val="1A1A1A"/>
-                <w:sz w:val="24"/>
-                <w:szCs w:val="24"/>
-              </w:rPr>
-              <w:t xml:space="preserve">□</w:t>
-            </w:r>
-            <w:r>
-              <w:rPr>
-                <w:rFonts w:ascii="Avenir Next" w:hAnsi="Avenir Next" w:cs="Avenir Next" w:eastAsia="Avenir Next"/>
-                <w:color w:val="1A1A1A"/>
-                <w:sz w:val="17"/>
-                <w:szCs w:val="17"/>
-              </w:rPr>
-              <w:t xml:space="preserve">  I need a little help</w:t>
-            </w:r>
-          </w:p>
-        </w:tc>
-        <w:tc>
-          <w:tcPr>
-            <w:tcW w:w="3104" w:type="dxa"/>
-            <w:vAlign w:val="center"/>
-          </w:tcPr>
-          <w:p>
-            <w:pPr>
-              <w:spacing w:before="0" w:after="0" w:line="240" w:lineRule="auto"/>
-            </w:pPr>
-            <w:r>
-              <w:rPr>
-                <w:rFonts w:ascii="Arial" w:hAnsi="Arial" w:cs="Arial" w:eastAsia="Arial"/>
-                <w:color w:val="1A1A1A"/>
-                <w:sz w:val="24"/>
-                <w:szCs w:val="24"/>
+                <w:sz w:val="20"/>
+                <w:szCs w:val="20"/>
               </w:rPr>
               <w:t xml:space="preserve">□</w:t>
             </w:r>
@@ -3824,7 +3846,7 @@
     <w:sectPr>
       <w:footerReference w:type="default" r:id="rIdFooter1"/>
       <w:pgSz w:w="12240" w:h="15840"/>
-      <w:pgMar w:top="893" w:right="1224" w:bottom="835" w:left="1512" w:header="432" w:footer="432" w:gutter="0"/>
+      <w:pgMar w:top="780" w:right="1224" w:bottom="760" w:left="1512" w:header="432" w:footer="432" w:gutter="0"/>
       <w:cols w:space="720"/>
     </w:sectPr>
   </w:body>
@@ -3904,7 +3926,106 @@
               <w:sz w:val="15"/>
               <w:szCs w:val="15"/>
             </w:rPr>
-            <w:t xml:space="preserve">Lesson 3-3  ·  Session 1  ·  Prerequisite Practice B</w:t>
+            <w:t xml:space="preserve">3-3 · Page </w:t>
+          </w:r>
+          <w:r>
+            <w:rPr>
+              <w:rFonts w:ascii="Avenir Next" w:hAnsi="Avenir Next" w:cs="Avenir Next" w:eastAsia="Avenir Next"/>
+              <w:color w:val="5A5F66"/>
+              <w:sz w:val="15"/>
+              <w:szCs w:val="15"/>
+            </w:rPr>
+            <w:fldChar w:fldCharType="begin"/>
+          </w:r>
+          <w:r>
+            <w:rPr>
+              <w:rFonts w:ascii="Avenir Next" w:hAnsi="Avenir Next" w:cs="Avenir Next" w:eastAsia="Avenir Next"/>
+              <w:color w:val="5A5F66"/>
+              <w:sz w:val="15"/>
+              <w:szCs w:val="15"/>
+            </w:rPr>
+            <w:instrText xml:space="preserve"> PAGE </w:instrText>
+          </w:r>
+          <w:r>
+            <w:rPr>
+              <w:rFonts w:ascii="Avenir Next" w:hAnsi="Avenir Next" w:cs="Avenir Next" w:eastAsia="Avenir Next"/>
+              <w:color w:val="5A5F66"/>
+              <w:sz w:val="15"/>
+              <w:szCs w:val="15"/>
+            </w:rPr>
+            <w:fldChar w:fldCharType="separate"/>
+          </w:r>
+          <w:r>
+            <w:rPr>
+              <w:rFonts w:ascii="Avenir Next" w:hAnsi="Avenir Next" w:cs="Avenir Next" w:eastAsia="Avenir Next"/>
+              <w:color w:val="5A5F66"/>
+              <w:sz w:val="15"/>
+              <w:szCs w:val="15"/>
+            </w:rPr>
+            <w:t xml:space="preserve">1</w:t>
+          </w:r>
+          <w:r>
+            <w:rPr>
+              <w:rFonts w:ascii="Avenir Next" w:hAnsi="Avenir Next" w:cs="Avenir Next" w:eastAsia="Avenir Next"/>
+              <w:color w:val="5A5F66"/>
+              <w:sz w:val="15"/>
+              <w:szCs w:val="15"/>
+            </w:rPr>
+            <w:fldChar w:fldCharType="end"/>
+          </w:r>
+          <w:r>
+            <w:rPr>
+              <w:rFonts w:ascii="Avenir Next" w:hAnsi="Avenir Next" w:cs="Avenir Next" w:eastAsia="Avenir Next"/>
+              <w:color w:val="5A5F66"/>
+              <w:sz w:val="15"/>
+              <w:szCs w:val="15"/>
+            </w:rPr>
+            <w:t xml:space="preserve"> of </w:t>
+          </w:r>
+          <w:r>
+            <w:rPr>
+              <w:rFonts w:ascii="Avenir Next" w:hAnsi="Avenir Next" w:cs="Avenir Next" w:eastAsia="Avenir Next"/>
+              <w:color w:val="5A5F66"/>
+              <w:sz w:val="15"/>
+              <w:szCs w:val="15"/>
+            </w:rPr>
+            <w:fldChar w:fldCharType="begin"/>
+          </w:r>
+          <w:r>
+            <w:rPr>
+              <w:rFonts w:ascii="Avenir Next" w:hAnsi="Avenir Next" w:cs="Avenir Next" w:eastAsia="Avenir Next"/>
+              <w:color w:val="5A5F66"/>
+              <w:sz w:val="15"/>
+              <w:szCs w:val="15"/>
+            </w:rPr>
+            <w:instrText xml:space="preserve"> NUMPAGES </w:instrText>
+          </w:r>
+          <w:r>
+            <w:rPr>
+              <w:rFonts w:ascii="Avenir Next" w:hAnsi="Avenir Next" w:cs="Avenir Next" w:eastAsia="Avenir Next"/>
+              <w:color w:val="5A5F66"/>
+              <w:sz w:val="15"/>
+              <w:szCs w:val="15"/>
+            </w:rPr>
+            <w:fldChar w:fldCharType="separate"/>
+          </w:r>
+          <w:r>
+            <w:rPr>
+              <w:rFonts w:ascii="Avenir Next" w:hAnsi="Avenir Next" w:cs="Avenir Next" w:eastAsia="Avenir Next"/>
+              <w:color w:val="5A5F66"/>
+              <w:sz w:val="15"/>
+              <w:szCs w:val="15"/>
+            </w:rPr>
+            <w:t xml:space="preserve">1</w:t>
+          </w:r>
+          <w:r>
+            <w:rPr>
+              <w:rFonts w:ascii="Avenir Next" w:hAnsi="Avenir Next" w:cs="Avenir Next" w:eastAsia="Avenir Next"/>
+              <w:color w:val="5A5F66"/>
+              <w:sz w:val="15"/>
+              <w:szCs w:val="15"/>
+            </w:rPr>
+            <w:fldChar w:fldCharType="end"/>
           </w:r>
         </w:p>
       </w:tc>
@@ -3947,5 +4068,23 @@
       </w:tblCellMar>
     </w:tblPr>
   </w:style>
+  <w:style w:type="paragraph" w:styleId="Heading1">
+    <w:name w:val="heading 1"/>
+    <w:basedOn w:val="Normal"/>
+    <w:pPr>
+      <w:outlineLvl w:val="0"/>
+      <w:keepNext w:val="0"/>
+      <w:keepLines w:val="0"/>
+    </w:pPr>
+  </w:style>
+  <w:style w:type="paragraph" w:styleId="Heading2">
+    <w:name w:val="heading 2"/>
+    <w:basedOn w:val="Normal"/>
+    <w:pPr>
+      <w:outlineLvl w:val="1"/>
+      <w:keepNext w:val="0"/>
+      <w:keepLines w:val="0"/>
+    </w:pPr>
+  </w:style>
 </w:styles>
 </file>